--- a/s-s-event-bogor/sessions/day-3/policy-brief-clinic/policy-brief-message-box.docx
+++ b/s-s-event-bogor/sessions/day-3/policy-brief-clinic/policy-brief-message-box.docx
@@ -80,13 +80,16 @@
     <w:p>
       <w:pPr>
         <w:pStyle w:val="Heading2"/>
+        <w:keepNext w:val="true"/>
       </w:pPr>
       <w:r>
         <w:t>My Message Box</w:t>
       </w:r>
     </w:p>
     <w:p>
-      <w:pPr/>
+      <w:pPr>
+        <w:keepNext w:val="true"/>
+      </w:pPr>
       <w:r>
         <w:rPr>
           <w:color w:val="30302F"/>
@@ -95,7 +98,10 @@
       </w:r>
     </w:p>
     <w:p>
-      <w:pPr/>
+      <w:pPr>
+        <w:keepNext w:val="true"/>
+        <w:spacing w:after="120"/>
+      </w:pPr>
       <w:r>
         <w:rPr>
           <w:color w:val="30302F"/>
@@ -105,24 +111,21 @@
     </w:p>
     <w:tbl>
       <w:tblPr>
-        <w:tblW w:type="auto" w:w="0"/>
         <w:jc w:val="center"/>
-        <w:tblLayout w:type="autofit"/>
         <w:tblLook w:firstColumn="1" w:firstRow="1" w:lastColumn="0" w:lastRow="0" w:noHBand="0" w:noVBand="1" w:val="04A0"/>
+        <w:tblW w:w="5000" w:type="pct"/>
+        <w:tblLayout w:type="fixed"/>
       </w:tblPr>
       <w:tblGrid>
         <w:gridCol w:w="9072"/>
       </w:tblGrid>
       <w:tr>
-        <w:tc>
-          <w:tcPr>
-            <w:tcW w:type="dxa" w:w="9072"/>
-            <w:tcMar>
-              <w:top w:w="57" w:type="dxa"/>
-              <w:bottom w:w="57" w:type="dxa"/>
-              <w:left w:w="57" w:type="dxa"/>
-              <w:right w:w="57" w:type="dxa"/>
-            </w:tcMar>
+        <w:trPr>
+          <w:cantSplit w:val="true"/>
+        </w:trPr>
+        <w:tc>
+          <w:tcPr>
+            <w:tcW w:type="dxa" w:w="9638"/>
             <w:tcBorders>
               <w:top w:val="single" w:sz="8" w:space="0" w:color="404040"/>
               <w:bottom w:val="single" w:sz="8" w:space="0" w:color="404040"/>
@@ -130,10 +133,17 @@
               <w:right w:val="single" w:sz="8" w:space="0" w:color="404040"/>
             </w:tcBorders>
             <w:shd w:fill="0A5455" w:val="clear"/>
-          </w:tcPr>
-          <w:p>
-            <w:pPr>
-              <w:spacing w:before="80" w:after="80"/>
+            <w:tcMar>
+              <w:top w:w="80" w:type="dxa"/>
+              <w:bottom w:w="80" w:type="dxa"/>
+              <w:left w:w="80" w:type="dxa"/>
+              <w:right w:w="80" w:type="dxa"/>
+            </w:tcMar>
+          </w:tcPr>
+          <w:p>
+            <w:pPr>
+              <w:spacing w:before="80" w:after="80"/>
+              <w:keepNext w:val="true"/>
             </w:pPr>
             <w:r>
               <w:rPr>
@@ -155,15 +165,12 @@
         </w:tc>
       </w:tr>
       <w:tr>
-        <w:tc>
-          <w:tcPr>
-            <w:tcW w:type="dxa" w:w="9072"/>
-            <w:tcMar>
-              <w:top w:w="57" w:type="dxa"/>
-              <w:bottom w:w="57" w:type="dxa"/>
-              <w:left w:w="57" w:type="dxa"/>
-              <w:right w:w="57" w:type="dxa"/>
-            </w:tcMar>
+        <w:trPr>
+          <w:cantSplit w:val="true"/>
+        </w:trPr>
+        <w:tc>
+          <w:tcPr>
+            <w:tcW w:type="dxa" w:w="9638"/>
             <w:tcBorders>
               <w:top w:val="single" w:sz="8" w:space="0" w:color="404040"/>
               <w:bottom w:val="single" w:sz="8" w:space="0" w:color="404040"/>
@@ -171,10 +178,17 @@
               <w:right w:val="single" w:sz="8" w:space="0" w:color="404040"/>
             </w:tcBorders>
             <w:shd w:fill="0A5455" w:val="clear"/>
-          </w:tcPr>
-          <w:p>
-            <w:pPr>
-              <w:spacing w:before="80" w:after="80"/>
+            <w:tcMar>
+              <w:top w:w="80" w:type="dxa"/>
+              <w:bottom w:w="80" w:type="dxa"/>
+              <w:left w:w="80" w:type="dxa"/>
+              <w:right w:w="80" w:type="dxa"/>
+            </w:tcMar>
+          </w:tcPr>
+          <w:p>
+            <w:pPr>
+              <w:spacing w:before="80" w:after="80"/>
+              <w:keepNext w:val="true"/>
             </w:pPr>
             <w:r>
               <w:rPr>
@@ -197,15 +211,12 @@
         </w:tc>
       </w:tr>
       <w:tr>
-        <w:tc>
-          <w:tcPr>
-            <w:tcW w:type="dxa" w:w="9072"/>
-            <w:tcMar>
-              <w:top w:w="57" w:type="dxa"/>
-              <w:bottom w:w="57" w:type="dxa"/>
-              <w:left w:w="57" w:type="dxa"/>
-              <w:right w:w="57" w:type="dxa"/>
-            </w:tcMar>
+        <w:trPr>
+          <w:cantSplit w:val="true"/>
+        </w:trPr>
+        <w:tc>
+          <w:tcPr>
+            <w:tcW w:type="dxa" w:w="9638"/>
             <w:tcBorders>
               <w:top w:val="single" w:sz="8" w:space="0" w:color="404040"/>
               <w:bottom w:val="single" w:sz="8" w:space="0" w:color="404040"/>
@@ -213,10 +224,17 @@
               <w:right w:val="single" w:sz="8" w:space="0" w:color="404040"/>
             </w:tcBorders>
             <w:shd w:fill="0A5455" w:val="clear"/>
-          </w:tcPr>
-          <w:p>
-            <w:pPr>
-              <w:spacing w:before="80" w:after="80"/>
+            <w:tcMar>
+              <w:top w:w="80" w:type="dxa"/>
+              <w:bottom w:w="80" w:type="dxa"/>
+              <w:left w:w="80" w:type="dxa"/>
+              <w:right w:w="80" w:type="dxa"/>
+            </w:tcMar>
+          </w:tcPr>
+          <w:p>
+            <w:pPr>
+              <w:spacing w:before="80" w:after="80"/>
+              <w:keepNext w:val="true"/>
             </w:pPr>
             <w:r>
               <w:rPr>
@@ -239,15 +257,12 @@
         </w:tc>
       </w:tr>
       <w:tr>
-        <w:tc>
-          <w:tcPr>
-            <w:tcW w:type="dxa" w:w="9072"/>
-            <w:tcMar>
-              <w:top w:w="57" w:type="dxa"/>
-              <w:bottom w:w="57" w:type="dxa"/>
-              <w:left w:w="57" w:type="dxa"/>
-              <w:right w:w="57" w:type="dxa"/>
-            </w:tcMar>
+        <w:trPr>
+          <w:cantSplit w:val="true"/>
+        </w:trPr>
+        <w:tc>
+          <w:tcPr>
+            <w:tcW w:type="dxa" w:w="9638"/>
             <w:tcBorders>
               <w:top w:val="single" w:sz="8" w:space="0" w:color="404040"/>
               <w:bottom w:val="single" w:sz="8" w:space="0" w:color="404040"/>
@@ -255,6 +270,12 @@
               <w:right w:val="single" w:sz="8" w:space="0" w:color="404040"/>
             </w:tcBorders>
             <w:shd w:fill="0A5455" w:val="clear"/>
+            <w:tcMar>
+              <w:top w:w="80" w:type="dxa"/>
+              <w:bottom w:w="80" w:type="dxa"/>
+              <w:left w:w="80" w:type="dxa"/>
+              <w:right w:w="80" w:type="dxa"/>
+            </w:tcMar>
           </w:tcPr>
           <w:p>
             <w:pPr>
@@ -281,15 +302,12 @@
         </w:tc>
       </w:tr>
       <w:tr>
-        <w:tc>
-          <w:tcPr>
-            <w:tcW w:type="dxa" w:w="9072"/>
-            <w:tcMar>
-              <w:top w:w="57" w:type="dxa"/>
-              <w:bottom w:w="57" w:type="dxa"/>
-              <w:left w:w="57" w:type="dxa"/>
-              <w:right w:w="57" w:type="dxa"/>
-            </w:tcMar>
+        <w:trPr>
+          <w:cantSplit w:val="true"/>
+        </w:trPr>
+        <w:tc>
+          <w:tcPr>
+            <w:tcW w:type="dxa" w:w="9638"/>
             <w:tcBorders>
               <w:top w:val="single" w:sz="8" w:space="0" w:color="404040"/>
               <w:bottom w:val="single" w:sz="8" w:space="0" w:color="404040"/>
@@ -297,6 +315,12 @@
               <w:right w:val="single" w:sz="8" w:space="0" w:color="404040"/>
             </w:tcBorders>
             <w:shd w:fill="0A5455" w:val="clear"/>
+            <w:tcMar>
+              <w:top w:w="80" w:type="dxa"/>
+              <w:bottom w:w="80" w:type="dxa"/>
+              <w:left w:w="80" w:type="dxa"/>
+              <w:right w:w="80" w:type="dxa"/>
+            </w:tcMar>
           </w:tcPr>
           <w:p>
             <w:pPr>
@@ -323,15 +347,12 @@
         </w:tc>
       </w:tr>
       <w:tr>
-        <w:tc>
-          <w:tcPr>
-            <w:tcW w:type="dxa" w:w="9072"/>
-            <w:tcMar>
-              <w:top w:w="57" w:type="dxa"/>
-              <w:bottom w:w="57" w:type="dxa"/>
-              <w:left w:w="57" w:type="dxa"/>
-              <w:right w:w="57" w:type="dxa"/>
-            </w:tcMar>
+        <w:trPr>
+          <w:cantSplit w:val="true"/>
+        </w:trPr>
+        <w:tc>
+          <w:tcPr>
+            <w:tcW w:type="dxa" w:w="9638"/>
             <w:tcBorders>
               <w:top w:val="single" w:sz="8" w:space="0" w:color="404040"/>
               <w:bottom w:val="single" w:sz="8" w:space="0" w:color="404040"/>
@@ -339,6 +360,12 @@
               <w:right w:val="single" w:sz="8" w:space="0" w:color="404040"/>
             </w:tcBorders>
             <w:shd w:fill="0A5455" w:val="clear"/>
+            <w:tcMar>
+              <w:top w:w="80" w:type="dxa"/>
+              <w:bottom w:w="80" w:type="dxa"/>
+              <w:left w:w="80" w:type="dxa"/>
+              <w:right w:w="80" w:type="dxa"/>
+            </w:tcMar>
           </w:tcPr>
           <w:p>
             <w:pPr>
@@ -365,15 +392,12 @@
         </w:tc>
       </w:tr>
       <w:tr>
-        <w:tc>
-          <w:tcPr>
-            <w:tcW w:type="dxa" w:w="9072"/>
-            <w:tcMar>
-              <w:top w:w="57" w:type="dxa"/>
-              <w:bottom w:w="57" w:type="dxa"/>
-              <w:left w:w="57" w:type="dxa"/>
-              <w:right w:w="57" w:type="dxa"/>
-            </w:tcMar>
+        <w:trPr>
+          <w:cantSplit w:val="true"/>
+        </w:trPr>
+        <w:tc>
+          <w:tcPr>
+            <w:tcW w:type="dxa" w:w="9638"/>
             <w:tcBorders>
               <w:top w:val="single" w:sz="8" w:space="0" w:color="404040"/>
               <w:bottom w:val="single" w:sz="8" w:space="0" w:color="404040"/>
@@ -381,6 +405,12 @@
               <w:right w:val="single" w:sz="8" w:space="0" w:color="404040"/>
             </w:tcBorders>
             <w:shd w:fill="0A5455" w:val="clear"/>
+            <w:tcMar>
+              <w:top w:w="80" w:type="dxa"/>
+              <w:bottom w:w="80" w:type="dxa"/>
+              <w:left w:w="80" w:type="dxa"/>
+              <w:right w:w="80" w:type="dxa"/>
+            </w:tcMar>
           </w:tcPr>
           <w:p>
             <w:pPr>
@@ -407,15 +437,12 @@
         </w:tc>
       </w:tr>
       <w:tr>
-        <w:tc>
-          <w:tcPr>
-            <w:tcW w:type="dxa" w:w="9072"/>
-            <w:tcMar>
-              <w:top w:w="57" w:type="dxa"/>
-              <w:bottom w:w="57" w:type="dxa"/>
-              <w:left w:w="57" w:type="dxa"/>
-              <w:right w:w="57" w:type="dxa"/>
-            </w:tcMar>
+        <w:trPr>
+          <w:cantSplit w:val="true"/>
+        </w:trPr>
+        <w:tc>
+          <w:tcPr>
+            <w:tcW w:type="dxa" w:w="9638"/>
             <w:tcBorders>
               <w:top w:val="single" w:sz="8" w:space="0" w:color="404040"/>
               <w:bottom w:val="single" w:sz="8" w:space="0" w:color="404040"/>
@@ -423,6 +450,12 @@
               <w:right w:val="single" w:sz="8" w:space="0" w:color="404040"/>
             </w:tcBorders>
             <w:shd w:fill="0A5455" w:val="clear"/>
+            <w:tcMar>
+              <w:top w:w="80" w:type="dxa"/>
+              <w:bottom w:w="80" w:type="dxa"/>
+              <w:left w:w="80" w:type="dxa"/>
+              <w:right w:w="80" w:type="dxa"/>
+            </w:tcMar>
           </w:tcPr>
           <w:p>
             <w:pPr>
@@ -450,7 +483,10 @@
       </w:tr>
     </w:tbl>
     <w:p>
-      <w:pPr/>
+      <w:pPr>
+        <w:keepNext w:val="true"/>
+        <w:spacing w:before="120" w:after="120"/>
+      </w:pPr>
       <w:r>
         <w:rPr>
           <w:color w:val="30302F"/>
@@ -460,10 +496,10 @@
     </w:p>
     <w:tbl>
       <w:tblPr>
-        <w:tblW w:type="auto" w:w="0"/>
         <w:jc w:val="center"/>
-        <w:tblLayout w:type="autofit"/>
         <w:tblLook w:firstColumn="1" w:firstRow="1" w:lastColumn="0" w:lastRow="0" w:noHBand="0" w:noVBand="1" w:val="04A0"/>
+        <w:tblW w:w="5000" w:type="pct"/>
+        <w:tblLayout w:type="fixed"/>
       </w:tblPr>
       <w:tblGrid>
         <w:gridCol w:w="3024"/>
@@ -471,15 +507,12 @@
         <w:gridCol w:w="3024"/>
       </w:tblGrid>
       <w:tr>
-        <w:tc>
-          <w:tcPr>
-            <w:tcW w:type="dxa" w:w="3024"/>
-            <w:tcMar>
-              <w:top w:w="57" w:type="dxa"/>
-              <w:bottom w:w="57" w:type="dxa"/>
-              <w:left w:w="57" w:type="dxa"/>
-              <w:right w:w="57" w:type="dxa"/>
-            </w:tcMar>
+        <w:trPr>
+          <w:cantSplit w:val="true"/>
+        </w:trPr>
+        <w:tc>
+          <w:tcPr>
+            <w:tcW w:type="dxa" w:w="2724"/>
             <w:tcBorders>
               <w:top w:val="single" w:sz="8" w:space="0" w:color="404040"/>
               <w:bottom w:val="single" w:sz="8" w:space="0" w:color="404040"/>
@@ -487,38 +520,39 @@
               <w:right w:val="single" w:sz="8" w:space="0" w:color="404040"/>
             </w:tcBorders>
             <w:shd w:fill="0A5455" w:val="clear"/>
-          </w:tcPr>
-          <w:p>
-            <w:pPr>
-              <w:spacing w:before="80" w:after="80"/>
-            </w:pPr>
-            <w:r>
-              <w:rPr>
-                <w:rFonts w:ascii="Arial" w:hAnsi="Arial"/>
-                <w:b/>
-                <w:color w:val="FFFFFF"/>
-                <w:sz w:val="20"/>
-              </w:rPr>
-            </w:r>
-            <w:r>
-              <w:rPr>
-                <w:rFonts w:ascii="Arial" w:hAnsi="Arial"/>
-                <w:b/>
-                <w:color w:val="FFFFFF"/>
-                <w:sz w:val="20"/>
-              </w:rPr>
-            </w:r>
-          </w:p>
-        </w:tc>
-        <w:tc>
-          <w:tcPr>
-            <w:tcW w:type="dxa" w:w="3024"/>
-            <w:tcMar>
-              <w:top w:w="57" w:type="dxa"/>
-              <w:bottom w:w="57" w:type="dxa"/>
-              <w:left w:w="57" w:type="dxa"/>
-              <w:right w:w="57" w:type="dxa"/>
-            </w:tcMar>
+            <w:tcMar>
+              <w:top w:w="80" w:type="dxa"/>
+              <w:bottom w:w="80" w:type="dxa"/>
+              <w:left w:w="80" w:type="dxa"/>
+              <w:right w:w="80" w:type="dxa"/>
+            </w:tcMar>
+          </w:tcPr>
+          <w:p>
+            <w:pPr>
+              <w:spacing w:before="80" w:after="80"/>
+              <w:keepNext w:val="true"/>
+            </w:pPr>
+            <w:r>
+              <w:rPr>
+                <w:rFonts w:ascii="Arial" w:hAnsi="Arial"/>
+                <w:b/>
+                <w:color w:val="FFFFFF"/>
+                <w:sz w:val="20"/>
+              </w:rPr>
+            </w:r>
+            <w:r>
+              <w:rPr>
+                <w:rFonts w:ascii="Arial" w:hAnsi="Arial"/>
+                <w:b/>
+                <w:color w:val="FFFFFF"/>
+                <w:sz w:val="20"/>
+              </w:rPr>
+            </w:r>
+          </w:p>
+        </w:tc>
+        <w:tc>
+          <w:tcPr>
+            <w:tcW w:type="dxa" w:w="3562"/>
             <w:tcBorders>
               <w:top w:val="single" w:sz="8" w:space="0" w:color="404040"/>
               <w:bottom w:val="single" w:sz="8" w:space="0" w:color="404040"/>
@@ -526,38 +560,39 @@
               <w:right w:val="single" w:sz="8" w:space="0" w:color="404040"/>
             </w:tcBorders>
             <w:shd w:fill="3B9C7B" w:val="clear"/>
-          </w:tcPr>
-          <w:p>
-            <w:pPr>
-              <w:spacing w:before="80" w:after="80"/>
-            </w:pPr>
-            <w:r>
-              <w:rPr>
-                <w:rFonts w:ascii="Arial" w:hAnsi="Arial"/>
-                <w:b/>
-                <w:color w:val="FFFFFF"/>
-                <w:sz w:val="20"/>
-              </w:rPr>
-            </w:r>
-            <w:r>
-              <w:rPr>
-                <w:rFonts w:ascii="Arial" w:hAnsi="Arial"/>
-                <w:b/>
-                <w:color w:val="FFFFFF"/>
-                <w:sz w:val="20"/>
-              </w:rPr>
-            </w:r>
-          </w:p>
-        </w:tc>
-        <w:tc>
-          <w:tcPr>
-            <w:tcW w:type="dxa" w:w="3024"/>
-            <w:tcMar>
-              <w:top w:w="57" w:type="dxa"/>
-              <w:bottom w:w="57" w:type="dxa"/>
-              <w:left w:w="57" w:type="dxa"/>
-              <w:right w:w="57" w:type="dxa"/>
-            </w:tcMar>
+            <w:tcMar>
+              <w:top w:w="80" w:type="dxa"/>
+              <w:bottom w:w="80" w:type="dxa"/>
+              <w:left w:w="80" w:type="dxa"/>
+              <w:right w:w="80" w:type="dxa"/>
+            </w:tcMar>
+          </w:tcPr>
+          <w:p>
+            <w:pPr>
+              <w:spacing w:before="80" w:after="80"/>
+              <w:keepNext w:val="true"/>
+            </w:pPr>
+            <w:r>
+              <w:rPr>
+                <w:rFonts w:ascii="Arial" w:hAnsi="Arial"/>
+                <w:b/>
+                <w:color w:val="FFFFFF"/>
+                <w:sz w:val="20"/>
+              </w:rPr>
+            </w:r>
+            <w:r>
+              <w:rPr>
+                <w:rFonts w:ascii="Arial" w:hAnsi="Arial"/>
+                <w:b/>
+                <w:color w:val="FFFFFF"/>
+                <w:sz w:val="20"/>
+              </w:rPr>
+            </w:r>
+          </w:p>
+        </w:tc>
+        <w:tc>
+          <w:tcPr>
+            <w:tcW w:type="dxa" w:w="3352"/>
             <w:tcBorders>
               <w:top w:val="single" w:sz="8" w:space="0" w:color="404040"/>
               <w:bottom w:val="single" w:sz="8" w:space="0" w:color="404040"/>
@@ -565,10 +600,17 @@
               <w:right w:val="single" w:sz="8" w:space="0" w:color="404040"/>
             </w:tcBorders>
             <w:shd w:fill="3B9C7B" w:val="clear"/>
-          </w:tcPr>
-          <w:p>
-            <w:pPr>
-              <w:spacing w:before="80" w:after="80"/>
+            <w:tcMar>
+              <w:top w:w="80" w:type="dxa"/>
+              <w:bottom w:w="80" w:type="dxa"/>
+              <w:left w:w="80" w:type="dxa"/>
+              <w:right w:w="80" w:type="dxa"/>
+            </w:tcMar>
+          </w:tcPr>
+          <w:p>
+            <w:pPr>
+              <w:spacing w:before="80" w:after="80"/>
+              <w:keepNext w:val="true"/>
             </w:pPr>
             <w:r>
               <w:rPr>
@@ -590,15 +632,12 @@
         </w:tc>
       </w:tr>
       <w:tr>
-        <w:tc>
-          <w:tcPr>
-            <w:tcW w:type="dxa" w:w="3024"/>
-            <w:tcMar>
-              <w:top w:w="57" w:type="dxa"/>
-              <w:bottom w:w="57" w:type="dxa"/>
-              <w:left w:w="57" w:type="dxa"/>
-              <w:right w:w="57" w:type="dxa"/>
-            </w:tcMar>
+        <w:trPr>
+          <w:cantSplit w:val="true"/>
+        </w:trPr>
+        <w:tc>
+          <w:tcPr>
+            <w:tcW w:type="dxa" w:w="2724"/>
             <w:tcBorders>
               <w:top w:val="single" w:sz="8" w:space="0" w:color="404040"/>
               <w:bottom w:val="single" w:sz="8" w:space="0" w:color="404040"/>
@@ -606,10 +645,17 @@
               <w:right w:val="single" w:sz="8" w:space="0" w:color="404040"/>
             </w:tcBorders>
             <w:shd w:fill="0A5455" w:val="clear"/>
-          </w:tcPr>
-          <w:p>
-            <w:pPr>
-              <w:spacing w:before="80" w:after="80"/>
+            <w:tcMar>
+              <w:top w:w="80" w:type="dxa"/>
+              <w:bottom w:w="80" w:type="dxa"/>
+              <w:left w:w="80" w:type="dxa"/>
+              <w:right w:w="80" w:type="dxa"/>
+            </w:tcMar>
+          </w:tcPr>
+          <w:p>
+            <w:pPr>
+              <w:spacing w:before="80" w:after="80"/>
+              <w:keepNext w:val="true"/>
             </w:pPr>
             <w:r>
               <w:rPr>
@@ -632,23 +678,24 @@
         </w:tc>
         <w:tc>
           <w:tcPr>
-            <w:tcW w:type="dxa" w:w="3024"/>
-            <w:tcMar>
-              <w:top w:w="57" w:type="dxa"/>
-              <w:bottom w:w="57" w:type="dxa"/>
-              <w:left w:w="57" w:type="dxa"/>
-              <w:right w:w="57" w:type="dxa"/>
-            </w:tcMar>
-            <w:tcBorders>
-              <w:top w:val="single" w:sz="8" w:space="0" w:color="404040"/>
-              <w:bottom w:val="single" w:sz="8" w:space="0" w:color="404040"/>
-              <w:left w:val="single" w:sz="8" w:space="0" w:color="404040"/>
-              <w:right w:val="single" w:sz="8" w:space="0" w:color="404040"/>
-            </w:tcBorders>
-          </w:tcPr>
-          <w:p>
-            <w:pPr>
-              <w:spacing w:before="80" w:after="80"/>
+            <w:tcW w:type="dxa" w:w="3562"/>
+            <w:tcBorders>
+              <w:top w:val="single" w:sz="8" w:space="0" w:color="404040"/>
+              <w:bottom w:val="single" w:sz="8" w:space="0" w:color="404040"/>
+              <w:left w:val="single" w:sz="8" w:space="0" w:color="404040"/>
+              <w:right w:val="single" w:sz="8" w:space="0" w:color="404040"/>
+            </w:tcBorders>
+            <w:tcMar>
+              <w:top w:w="80" w:type="dxa"/>
+              <w:bottom w:w="80" w:type="dxa"/>
+              <w:left w:w="80" w:type="dxa"/>
+              <w:right w:w="80" w:type="dxa"/>
+            </w:tcMar>
+          </w:tcPr>
+          <w:p>
+            <w:pPr>
+              <w:spacing w:before="80" w:after="80"/>
+              <w:keepNext w:val="true"/>
             </w:pPr>
             <w:r>
               <w:rPr>
@@ -669,23 +716,24 @@
         </w:tc>
         <w:tc>
           <w:tcPr>
-            <w:tcW w:type="dxa" w:w="3024"/>
-            <w:tcMar>
-              <w:top w:w="57" w:type="dxa"/>
-              <w:bottom w:w="57" w:type="dxa"/>
-              <w:left w:w="57" w:type="dxa"/>
-              <w:right w:w="57" w:type="dxa"/>
-            </w:tcMar>
-            <w:tcBorders>
-              <w:top w:val="single" w:sz="8" w:space="0" w:color="404040"/>
-              <w:bottom w:val="single" w:sz="8" w:space="0" w:color="404040"/>
-              <w:left w:val="single" w:sz="8" w:space="0" w:color="404040"/>
-              <w:right w:val="single" w:sz="8" w:space="0" w:color="404040"/>
-            </w:tcBorders>
-          </w:tcPr>
-          <w:p>
-            <w:pPr>
-              <w:spacing w:before="80" w:after="80"/>
+            <w:tcW w:type="dxa" w:w="3352"/>
+            <w:tcBorders>
+              <w:top w:val="single" w:sz="8" w:space="0" w:color="404040"/>
+              <w:bottom w:val="single" w:sz="8" w:space="0" w:color="404040"/>
+              <w:left w:val="single" w:sz="8" w:space="0" w:color="404040"/>
+              <w:right w:val="single" w:sz="8" w:space="0" w:color="404040"/>
+            </w:tcBorders>
+            <w:tcMar>
+              <w:top w:w="80" w:type="dxa"/>
+              <w:bottom w:w="80" w:type="dxa"/>
+              <w:left w:w="80" w:type="dxa"/>
+              <w:right w:w="80" w:type="dxa"/>
+            </w:tcMar>
+          </w:tcPr>
+          <w:p>
+            <w:pPr>
+              <w:spacing w:before="80" w:after="80"/>
+              <w:keepNext w:val="true"/>
             </w:pPr>
             <w:r>
               <w:rPr>
@@ -706,15 +754,12 @@
         </w:tc>
       </w:tr>
       <w:tr>
-        <w:tc>
-          <w:tcPr>
-            <w:tcW w:type="dxa" w:w="3024"/>
-            <w:tcMar>
-              <w:top w:w="57" w:type="dxa"/>
-              <w:bottom w:w="57" w:type="dxa"/>
-              <w:left w:w="57" w:type="dxa"/>
-              <w:right w:w="57" w:type="dxa"/>
-            </w:tcMar>
+        <w:trPr>
+          <w:cantSplit w:val="true"/>
+        </w:trPr>
+        <w:tc>
+          <w:tcPr>
+            <w:tcW w:type="dxa" w:w="2724"/>
             <w:tcBorders>
               <w:top w:val="single" w:sz="8" w:space="0" w:color="404040"/>
               <w:bottom w:val="single" w:sz="8" w:space="0" w:color="404040"/>
@@ -722,10 +767,17 @@
               <w:right w:val="single" w:sz="8" w:space="0" w:color="404040"/>
             </w:tcBorders>
             <w:shd w:fill="0A5455" w:val="clear"/>
-          </w:tcPr>
-          <w:p>
-            <w:pPr>
-              <w:spacing w:before="80" w:after="80"/>
+            <w:tcMar>
+              <w:top w:w="80" w:type="dxa"/>
+              <w:bottom w:w="80" w:type="dxa"/>
+              <w:left w:w="80" w:type="dxa"/>
+              <w:right w:w="80" w:type="dxa"/>
+            </w:tcMar>
+          </w:tcPr>
+          <w:p>
+            <w:pPr>
+              <w:spacing w:before="80" w:after="80"/>
+              <w:keepNext w:val="true"/>
             </w:pPr>
             <w:r>
               <w:rPr>
@@ -748,23 +800,24 @@
         </w:tc>
         <w:tc>
           <w:tcPr>
-            <w:tcW w:type="dxa" w:w="3024"/>
-            <w:tcMar>
-              <w:top w:w="57" w:type="dxa"/>
-              <w:bottom w:w="57" w:type="dxa"/>
-              <w:left w:w="57" w:type="dxa"/>
-              <w:right w:w="57" w:type="dxa"/>
-            </w:tcMar>
-            <w:tcBorders>
-              <w:top w:val="single" w:sz="8" w:space="0" w:color="404040"/>
-              <w:bottom w:val="single" w:sz="8" w:space="0" w:color="404040"/>
-              <w:left w:val="single" w:sz="8" w:space="0" w:color="404040"/>
-              <w:right w:val="single" w:sz="8" w:space="0" w:color="404040"/>
-            </w:tcBorders>
-          </w:tcPr>
-          <w:p>
-            <w:pPr>
-              <w:spacing w:before="80" w:after="80"/>
+            <w:tcW w:type="dxa" w:w="3562"/>
+            <w:tcBorders>
+              <w:top w:val="single" w:sz="8" w:space="0" w:color="404040"/>
+              <w:bottom w:val="single" w:sz="8" w:space="0" w:color="404040"/>
+              <w:left w:val="single" w:sz="8" w:space="0" w:color="404040"/>
+              <w:right w:val="single" w:sz="8" w:space="0" w:color="404040"/>
+            </w:tcBorders>
+            <w:tcMar>
+              <w:top w:w="80" w:type="dxa"/>
+              <w:bottom w:w="80" w:type="dxa"/>
+              <w:left w:w="80" w:type="dxa"/>
+              <w:right w:w="80" w:type="dxa"/>
+            </w:tcMar>
+          </w:tcPr>
+          <w:p>
+            <w:pPr>
+              <w:spacing w:before="80" w:after="80"/>
+              <w:keepNext w:val="true"/>
             </w:pPr>
             <w:r>
               <w:rPr>
@@ -785,23 +838,24 @@
         </w:tc>
         <w:tc>
           <w:tcPr>
-            <w:tcW w:type="dxa" w:w="3024"/>
-            <w:tcMar>
-              <w:top w:w="57" w:type="dxa"/>
-              <w:bottom w:w="57" w:type="dxa"/>
-              <w:left w:w="57" w:type="dxa"/>
-              <w:right w:w="57" w:type="dxa"/>
-            </w:tcMar>
-            <w:tcBorders>
-              <w:top w:val="single" w:sz="8" w:space="0" w:color="404040"/>
-              <w:bottom w:val="single" w:sz="8" w:space="0" w:color="404040"/>
-              <w:left w:val="single" w:sz="8" w:space="0" w:color="404040"/>
-              <w:right w:val="single" w:sz="8" w:space="0" w:color="404040"/>
-            </w:tcBorders>
-          </w:tcPr>
-          <w:p>
-            <w:pPr>
-              <w:spacing w:before="80" w:after="80"/>
+            <w:tcW w:type="dxa" w:w="3352"/>
+            <w:tcBorders>
+              <w:top w:val="single" w:sz="8" w:space="0" w:color="404040"/>
+              <w:bottom w:val="single" w:sz="8" w:space="0" w:color="404040"/>
+              <w:left w:val="single" w:sz="8" w:space="0" w:color="404040"/>
+              <w:right w:val="single" w:sz="8" w:space="0" w:color="404040"/>
+            </w:tcBorders>
+            <w:tcMar>
+              <w:top w:w="80" w:type="dxa"/>
+              <w:bottom w:w="80" w:type="dxa"/>
+              <w:left w:w="80" w:type="dxa"/>
+              <w:right w:w="80" w:type="dxa"/>
+            </w:tcMar>
+          </w:tcPr>
+          <w:p>
+            <w:pPr>
+              <w:spacing w:before="80" w:after="80"/>
+              <w:keepNext w:val="true"/>
             </w:pPr>
             <w:r>
               <w:rPr>
@@ -822,15 +876,12 @@
         </w:tc>
       </w:tr>
       <w:tr>
-        <w:tc>
-          <w:tcPr>
-            <w:tcW w:type="dxa" w:w="3024"/>
-            <w:tcMar>
-              <w:top w:w="57" w:type="dxa"/>
-              <w:bottom w:w="57" w:type="dxa"/>
-              <w:left w:w="57" w:type="dxa"/>
-              <w:right w:w="57" w:type="dxa"/>
-            </w:tcMar>
+        <w:trPr>
+          <w:cantSplit w:val="true"/>
+        </w:trPr>
+        <w:tc>
+          <w:tcPr>
+            <w:tcW w:type="dxa" w:w="2724"/>
             <w:tcBorders>
               <w:top w:val="single" w:sz="8" w:space="0" w:color="404040"/>
               <w:bottom w:val="single" w:sz="8" w:space="0" w:color="404040"/>
@@ -838,6 +889,12 @@
               <w:right w:val="single" w:sz="8" w:space="0" w:color="404040"/>
             </w:tcBorders>
             <w:shd w:fill="0A5455" w:val="clear"/>
+            <w:tcMar>
+              <w:top w:w="80" w:type="dxa"/>
+              <w:bottom w:w="80" w:type="dxa"/>
+              <w:left w:w="80" w:type="dxa"/>
+              <w:right w:w="80" w:type="dxa"/>
+            </w:tcMar>
           </w:tcPr>
           <w:p>
             <w:pPr>
@@ -864,19 +921,19 @@
         </w:tc>
         <w:tc>
           <w:tcPr>
-            <w:tcW w:type="dxa" w:w="3024"/>
-            <w:tcMar>
-              <w:top w:w="57" w:type="dxa"/>
-              <w:bottom w:w="57" w:type="dxa"/>
-              <w:left w:w="57" w:type="dxa"/>
-              <w:right w:w="57" w:type="dxa"/>
-            </w:tcMar>
-            <w:tcBorders>
-              <w:top w:val="single" w:sz="8" w:space="0" w:color="404040"/>
-              <w:bottom w:val="single" w:sz="8" w:space="0" w:color="404040"/>
-              <w:left w:val="single" w:sz="8" w:space="0" w:color="404040"/>
-              <w:right w:val="single" w:sz="8" w:space="0" w:color="404040"/>
-            </w:tcBorders>
+            <w:tcW w:type="dxa" w:w="3562"/>
+            <w:tcBorders>
+              <w:top w:val="single" w:sz="8" w:space="0" w:color="404040"/>
+              <w:bottom w:val="single" w:sz="8" w:space="0" w:color="404040"/>
+              <w:left w:val="single" w:sz="8" w:space="0" w:color="404040"/>
+              <w:right w:val="single" w:sz="8" w:space="0" w:color="404040"/>
+            </w:tcBorders>
+            <w:tcMar>
+              <w:top w:w="80" w:type="dxa"/>
+              <w:bottom w:w="80" w:type="dxa"/>
+              <w:left w:w="80" w:type="dxa"/>
+              <w:right w:w="80" w:type="dxa"/>
+            </w:tcMar>
           </w:tcPr>
           <w:p>
             <w:pPr>
@@ -901,19 +958,19 @@
         </w:tc>
         <w:tc>
           <w:tcPr>
-            <w:tcW w:type="dxa" w:w="3024"/>
-            <w:tcMar>
-              <w:top w:w="57" w:type="dxa"/>
-              <w:bottom w:w="57" w:type="dxa"/>
-              <w:left w:w="57" w:type="dxa"/>
-              <w:right w:w="57" w:type="dxa"/>
-            </w:tcMar>
-            <w:tcBorders>
-              <w:top w:val="single" w:sz="8" w:space="0" w:color="404040"/>
-              <w:bottom w:val="single" w:sz="8" w:space="0" w:color="404040"/>
-              <w:left w:val="single" w:sz="8" w:space="0" w:color="404040"/>
-              <w:right w:val="single" w:sz="8" w:space="0" w:color="404040"/>
-            </w:tcBorders>
+            <w:tcW w:type="dxa" w:w="3352"/>
+            <w:tcBorders>
+              <w:top w:val="single" w:sz="8" w:space="0" w:color="404040"/>
+              <w:bottom w:val="single" w:sz="8" w:space="0" w:color="404040"/>
+              <w:left w:val="single" w:sz="8" w:space="0" w:color="404040"/>
+              <w:right w:val="single" w:sz="8" w:space="0" w:color="404040"/>
+            </w:tcBorders>
+            <w:tcMar>
+              <w:top w:w="80" w:type="dxa"/>
+              <w:bottom w:w="80" w:type="dxa"/>
+              <w:left w:w="80" w:type="dxa"/>
+              <w:right w:w="80" w:type="dxa"/>
+            </w:tcMar>
           </w:tcPr>
           <w:p>
             <w:pPr>
@@ -938,15 +995,12 @@
         </w:tc>
       </w:tr>
       <w:tr>
-        <w:tc>
-          <w:tcPr>
-            <w:tcW w:type="dxa" w:w="3024"/>
-            <w:tcMar>
-              <w:top w:w="57" w:type="dxa"/>
-              <w:bottom w:w="57" w:type="dxa"/>
-              <w:left w:w="57" w:type="dxa"/>
-              <w:right w:w="57" w:type="dxa"/>
-            </w:tcMar>
+        <w:trPr>
+          <w:cantSplit w:val="true"/>
+        </w:trPr>
+        <w:tc>
+          <w:tcPr>
+            <w:tcW w:type="dxa" w:w="2724"/>
             <w:tcBorders>
               <w:top w:val="single" w:sz="8" w:space="0" w:color="404040"/>
               <w:bottom w:val="single" w:sz="8" w:space="0" w:color="404040"/>
@@ -954,6 +1008,12 @@
               <w:right w:val="single" w:sz="8" w:space="0" w:color="404040"/>
             </w:tcBorders>
             <w:shd w:fill="0A5455" w:val="clear"/>
+            <w:tcMar>
+              <w:top w:w="80" w:type="dxa"/>
+              <w:bottom w:w="80" w:type="dxa"/>
+              <w:left w:w="80" w:type="dxa"/>
+              <w:right w:w="80" w:type="dxa"/>
+            </w:tcMar>
           </w:tcPr>
           <w:p>
             <w:pPr>
@@ -980,19 +1040,19 @@
         </w:tc>
         <w:tc>
           <w:tcPr>
-            <w:tcW w:type="dxa" w:w="3024"/>
-            <w:tcMar>
-              <w:top w:w="57" w:type="dxa"/>
-              <w:bottom w:w="57" w:type="dxa"/>
-              <w:left w:w="57" w:type="dxa"/>
-              <w:right w:w="57" w:type="dxa"/>
-            </w:tcMar>
-            <w:tcBorders>
-              <w:top w:val="single" w:sz="8" w:space="0" w:color="404040"/>
-              <w:bottom w:val="single" w:sz="8" w:space="0" w:color="404040"/>
-              <w:left w:val="single" w:sz="8" w:space="0" w:color="404040"/>
-              <w:right w:val="single" w:sz="8" w:space="0" w:color="404040"/>
-            </w:tcBorders>
+            <w:tcW w:type="dxa" w:w="3562"/>
+            <w:tcBorders>
+              <w:top w:val="single" w:sz="8" w:space="0" w:color="404040"/>
+              <w:bottom w:val="single" w:sz="8" w:space="0" w:color="404040"/>
+              <w:left w:val="single" w:sz="8" w:space="0" w:color="404040"/>
+              <w:right w:val="single" w:sz="8" w:space="0" w:color="404040"/>
+            </w:tcBorders>
+            <w:tcMar>
+              <w:top w:w="80" w:type="dxa"/>
+              <w:bottom w:w="80" w:type="dxa"/>
+              <w:left w:w="80" w:type="dxa"/>
+              <w:right w:w="80" w:type="dxa"/>
+            </w:tcMar>
           </w:tcPr>
           <w:p>
             <w:pPr>
@@ -1017,19 +1077,19 @@
         </w:tc>
         <w:tc>
           <w:tcPr>
-            <w:tcW w:type="dxa" w:w="3024"/>
-            <w:tcMar>
-              <w:top w:w="57" w:type="dxa"/>
-              <w:bottom w:w="57" w:type="dxa"/>
-              <w:left w:w="57" w:type="dxa"/>
-              <w:right w:w="57" w:type="dxa"/>
-            </w:tcMar>
-            <w:tcBorders>
-              <w:top w:val="single" w:sz="8" w:space="0" w:color="404040"/>
-              <w:bottom w:val="single" w:sz="8" w:space="0" w:color="404040"/>
-              <w:left w:val="single" w:sz="8" w:space="0" w:color="404040"/>
-              <w:right w:val="single" w:sz="8" w:space="0" w:color="404040"/>
-            </w:tcBorders>
+            <w:tcW w:type="dxa" w:w="3352"/>
+            <w:tcBorders>
+              <w:top w:val="single" w:sz="8" w:space="0" w:color="404040"/>
+              <w:bottom w:val="single" w:sz="8" w:space="0" w:color="404040"/>
+              <w:left w:val="single" w:sz="8" w:space="0" w:color="404040"/>
+              <w:right w:val="single" w:sz="8" w:space="0" w:color="404040"/>
+            </w:tcBorders>
+            <w:tcMar>
+              <w:top w:w="80" w:type="dxa"/>
+              <w:bottom w:w="80" w:type="dxa"/>
+              <w:left w:w="80" w:type="dxa"/>
+              <w:right w:w="80" w:type="dxa"/>
+            </w:tcMar>
           </w:tcPr>
           <w:p>
             <w:pPr>
@@ -1054,15 +1114,12 @@
         </w:tc>
       </w:tr>
       <w:tr>
-        <w:tc>
-          <w:tcPr>
-            <w:tcW w:type="dxa" w:w="3024"/>
-            <w:tcMar>
-              <w:top w:w="57" w:type="dxa"/>
-              <w:bottom w:w="57" w:type="dxa"/>
-              <w:left w:w="57" w:type="dxa"/>
-              <w:right w:w="57" w:type="dxa"/>
-            </w:tcMar>
+        <w:trPr>
+          <w:cantSplit w:val="true"/>
+        </w:trPr>
+        <w:tc>
+          <w:tcPr>
+            <w:tcW w:type="dxa" w:w="2724"/>
             <w:tcBorders>
               <w:top w:val="single" w:sz="8" w:space="0" w:color="404040"/>
               <w:bottom w:val="single" w:sz="8" w:space="0" w:color="404040"/>
@@ -1070,44 +1127,50 @@
               <w:right w:val="single" w:sz="8" w:space="0" w:color="404040"/>
             </w:tcBorders>
             <w:shd w:fill="0A5455" w:val="clear"/>
-          </w:tcPr>
-          <w:p>
-            <w:pPr>
-              <w:spacing w:before="80" w:after="80"/>
-            </w:pPr>
-            <w:r>
-              <w:rPr>
-                <w:rFonts w:ascii="Arial" w:hAnsi="Arial"/>
-                <w:b/>
-                <w:color w:val="FFFFFF"/>
-                <w:sz w:val="20"/>
-              </w:rPr>
-            </w:r>
-            <w:r>
-              <w:rPr>
-                <w:rFonts w:ascii="Arial" w:hAnsi="Arial"/>
-                <w:b/>
-                <w:color w:val="FFFFFF"/>
-                <w:sz w:val="20"/>
-              </w:rPr>
-            </w:r>
-          </w:p>
-        </w:tc>
-        <w:tc>
-          <w:tcPr>
-            <w:tcW w:type="dxa" w:w="3024"/>
-            <w:tcMar>
-              <w:top w:w="57" w:type="dxa"/>
-              <w:bottom w:w="57" w:type="dxa"/>
-              <w:left w:w="57" w:type="dxa"/>
-              <w:right w:w="57" w:type="dxa"/>
-            </w:tcMar>
-            <w:tcBorders>
-              <w:top w:val="single" w:sz="8" w:space="0" w:color="404040"/>
-              <w:bottom w:val="single" w:sz="8" w:space="0" w:color="404040"/>
-              <w:left w:val="single" w:sz="8" w:space="0" w:color="404040"/>
-              <w:right w:val="single" w:sz="8" w:space="0" w:color="404040"/>
-            </w:tcBorders>
+            <w:tcMar>
+              <w:top w:w="80" w:type="dxa"/>
+              <w:bottom w:w="80" w:type="dxa"/>
+              <w:left w:w="80" w:type="dxa"/>
+              <w:right w:w="80" w:type="dxa"/>
+            </w:tcMar>
+          </w:tcPr>
+          <w:p>
+            <w:pPr>
+              <w:spacing w:before="80" w:after="80"/>
+            </w:pPr>
+            <w:r>
+              <w:rPr>
+                <w:rFonts w:ascii="Arial" w:hAnsi="Arial"/>
+                <w:b/>
+                <w:color w:val="FFFFFF"/>
+                <w:sz w:val="20"/>
+              </w:rPr>
+            </w:r>
+            <w:r>
+              <w:rPr>
+                <w:rFonts w:ascii="Arial" w:hAnsi="Arial"/>
+                <w:b/>
+                <w:color w:val="FFFFFF"/>
+                <w:sz w:val="20"/>
+              </w:rPr>
+            </w:r>
+          </w:p>
+        </w:tc>
+        <w:tc>
+          <w:tcPr>
+            <w:tcW w:type="dxa" w:w="3562"/>
+            <w:tcBorders>
+              <w:top w:val="single" w:sz="8" w:space="0" w:color="404040"/>
+              <w:bottom w:val="single" w:sz="8" w:space="0" w:color="404040"/>
+              <w:left w:val="single" w:sz="8" w:space="0" w:color="404040"/>
+              <w:right w:val="single" w:sz="8" w:space="0" w:color="404040"/>
+            </w:tcBorders>
+            <w:tcMar>
+              <w:top w:w="80" w:type="dxa"/>
+              <w:bottom w:w="80" w:type="dxa"/>
+              <w:left w:w="80" w:type="dxa"/>
+              <w:right w:w="80" w:type="dxa"/>
+            </w:tcMar>
           </w:tcPr>
           <w:p>
             <w:pPr>
@@ -1131,19 +1194,19 @@
         </w:tc>
         <w:tc>
           <w:tcPr>
-            <w:tcW w:type="dxa" w:w="3024"/>
-            <w:tcMar>
-              <w:top w:w="57" w:type="dxa"/>
-              <w:bottom w:w="57" w:type="dxa"/>
-              <w:left w:w="57" w:type="dxa"/>
-              <w:right w:w="57" w:type="dxa"/>
-            </w:tcMar>
-            <w:tcBorders>
-              <w:top w:val="single" w:sz="8" w:space="0" w:color="404040"/>
-              <w:bottom w:val="single" w:sz="8" w:space="0" w:color="404040"/>
-              <w:left w:val="single" w:sz="8" w:space="0" w:color="404040"/>
-              <w:right w:val="single" w:sz="8" w:space="0" w:color="404040"/>
-            </w:tcBorders>
+            <w:tcW w:type="dxa" w:w="3352"/>
+            <w:tcBorders>
+              <w:top w:val="single" w:sz="8" w:space="0" w:color="404040"/>
+              <w:bottom w:val="single" w:sz="8" w:space="0" w:color="404040"/>
+              <w:left w:val="single" w:sz="8" w:space="0" w:color="404040"/>
+              <w:right w:val="single" w:sz="8" w:space="0" w:color="404040"/>
+            </w:tcBorders>
+            <w:tcMar>
+              <w:top w:w="80" w:type="dxa"/>
+              <w:bottom w:w="80" w:type="dxa"/>
+              <w:left w:w="80" w:type="dxa"/>
+              <w:right w:w="80" w:type="dxa"/>
+            </w:tcMar>
           </w:tcPr>
           <w:p>
             <w:pPr>
@@ -1168,15 +1231,12 @@
         </w:tc>
       </w:tr>
       <w:tr>
-        <w:tc>
-          <w:tcPr>
-            <w:tcW w:type="dxa" w:w="3024"/>
-            <w:tcMar>
-              <w:top w:w="57" w:type="dxa"/>
-              <w:bottom w:w="57" w:type="dxa"/>
-              <w:left w:w="57" w:type="dxa"/>
-              <w:right w:w="57" w:type="dxa"/>
-            </w:tcMar>
+        <w:trPr>
+          <w:cantSplit w:val="true"/>
+        </w:trPr>
+        <w:tc>
+          <w:tcPr>
+            <w:tcW w:type="dxa" w:w="2724"/>
             <w:tcBorders>
               <w:top w:val="single" w:sz="8" w:space="0" w:color="404040"/>
               <w:bottom w:val="single" w:sz="8" w:space="0" w:color="404040"/>
@@ -1184,6 +1244,12 @@
               <w:right w:val="single" w:sz="8" w:space="0" w:color="404040"/>
             </w:tcBorders>
             <w:shd w:fill="0A5455" w:val="clear"/>
+            <w:tcMar>
+              <w:top w:w="80" w:type="dxa"/>
+              <w:bottom w:w="80" w:type="dxa"/>
+              <w:left w:w="80" w:type="dxa"/>
+              <w:right w:w="80" w:type="dxa"/>
+            </w:tcMar>
           </w:tcPr>
           <w:p>
             <w:pPr>
@@ -1210,19 +1276,19 @@
         </w:tc>
         <w:tc>
           <w:tcPr>
-            <w:tcW w:type="dxa" w:w="3024"/>
-            <w:tcMar>
-              <w:top w:w="57" w:type="dxa"/>
-              <w:bottom w:w="57" w:type="dxa"/>
-              <w:left w:w="57" w:type="dxa"/>
-              <w:right w:w="57" w:type="dxa"/>
-            </w:tcMar>
-            <w:tcBorders>
-              <w:top w:val="single" w:sz="8" w:space="0" w:color="404040"/>
-              <w:bottom w:val="single" w:sz="8" w:space="0" w:color="404040"/>
-              <w:left w:val="single" w:sz="8" w:space="0" w:color="404040"/>
-              <w:right w:val="single" w:sz="8" w:space="0" w:color="404040"/>
-            </w:tcBorders>
+            <w:tcW w:type="dxa" w:w="3562"/>
+            <w:tcBorders>
+              <w:top w:val="single" w:sz="8" w:space="0" w:color="404040"/>
+              <w:bottom w:val="single" w:sz="8" w:space="0" w:color="404040"/>
+              <w:left w:val="single" w:sz="8" w:space="0" w:color="404040"/>
+              <w:right w:val="single" w:sz="8" w:space="0" w:color="404040"/>
+            </w:tcBorders>
+            <w:tcMar>
+              <w:top w:w="80" w:type="dxa"/>
+              <w:bottom w:w="80" w:type="dxa"/>
+              <w:left w:w="80" w:type="dxa"/>
+              <w:right w:w="80" w:type="dxa"/>
+            </w:tcMar>
           </w:tcPr>
           <w:p>
             <w:pPr>
@@ -1247,19 +1313,19 @@
         </w:tc>
         <w:tc>
           <w:tcPr>
-            <w:tcW w:type="dxa" w:w="3024"/>
-            <w:tcMar>
-              <w:top w:w="57" w:type="dxa"/>
-              <w:bottom w:w="57" w:type="dxa"/>
-              <w:left w:w="57" w:type="dxa"/>
-              <w:right w:w="57" w:type="dxa"/>
-            </w:tcMar>
-            <w:tcBorders>
-              <w:top w:val="single" w:sz="8" w:space="0" w:color="404040"/>
-              <w:bottom w:val="single" w:sz="8" w:space="0" w:color="404040"/>
-              <w:left w:val="single" w:sz="8" w:space="0" w:color="404040"/>
-              <w:right w:val="single" w:sz="8" w:space="0" w:color="404040"/>
-            </w:tcBorders>
+            <w:tcW w:type="dxa" w:w="3352"/>
+            <w:tcBorders>
+              <w:top w:val="single" w:sz="8" w:space="0" w:color="404040"/>
+              <w:bottom w:val="single" w:sz="8" w:space="0" w:color="404040"/>
+              <w:left w:val="single" w:sz="8" w:space="0" w:color="404040"/>
+              <w:right w:val="single" w:sz="8" w:space="0" w:color="404040"/>
+            </w:tcBorders>
+            <w:tcMar>
+              <w:top w:w="80" w:type="dxa"/>
+              <w:bottom w:w="80" w:type="dxa"/>
+              <w:left w:w="80" w:type="dxa"/>
+              <w:right w:w="80" w:type="dxa"/>
+            </w:tcMar>
           </w:tcPr>
           <w:p>
             <w:pPr>
@@ -1283,15 +1349,12 @@
         </w:tc>
       </w:tr>
       <w:tr>
-        <w:tc>
-          <w:tcPr>
-            <w:tcW w:type="dxa" w:w="3024"/>
-            <w:tcMar>
-              <w:top w:w="57" w:type="dxa"/>
-              <w:bottom w:w="57" w:type="dxa"/>
-              <w:left w:w="57" w:type="dxa"/>
-              <w:right w:w="57" w:type="dxa"/>
-            </w:tcMar>
+        <w:trPr>
+          <w:cantSplit w:val="true"/>
+        </w:trPr>
+        <w:tc>
+          <w:tcPr>
+            <w:tcW w:type="dxa" w:w="2724"/>
             <w:tcBorders>
               <w:top w:val="single" w:sz="8" w:space="0" w:color="404040"/>
               <w:bottom w:val="single" w:sz="8" w:space="0" w:color="404040"/>
@@ -1299,6 +1362,12 @@
               <w:right w:val="single" w:sz="8" w:space="0" w:color="404040"/>
             </w:tcBorders>
             <w:shd w:fill="0A5455" w:val="clear"/>
+            <w:tcMar>
+              <w:top w:w="80" w:type="dxa"/>
+              <w:bottom w:w="80" w:type="dxa"/>
+              <w:left w:w="80" w:type="dxa"/>
+              <w:right w:w="80" w:type="dxa"/>
+            </w:tcMar>
           </w:tcPr>
           <w:p>
             <w:pPr>
@@ -1325,19 +1394,19 @@
         </w:tc>
         <w:tc>
           <w:tcPr>
-            <w:tcW w:type="dxa" w:w="3024"/>
-            <w:tcMar>
-              <w:top w:w="57" w:type="dxa"/>
-              <w:bottom w:w="57" w:type="dxa"/>
-              <w:left w:w="57" w:type="dxa"/>
-              <w:right w:w="57" w:type="dxa"/>
-            </w:tcMar>
-            <w:tcBorders>
-              <w:top w:val="single" w:sz="8" w:space="0" w:color="404040"/>
-              <w:bottom w:val="single" w:sz="8" w:space="0" w:color="404040"/>
-              <w:left w:val="single" w:sz="8" w:space="0" w:color="404040"/>
-              <w:right w:val="single" w:sz="8" w:space="0" w:color="404040"/>
-            </w:tcBorders>
+            <w:tcW w:type="dxa" w:w="3562"/>
+            <w:tcBorders>
+              <w:top w:val="single" w:sz="8" w:space="0" w:color="404040"/>
+              <w:bottom w:val="single" w:sz="8" w:space="0" w:color="404040"/>
+              <w:left w:val="single" w:sz="8" w:space="0" w:color="404040"/>
+              <w:right w:val="single" w:sz="8" w:space="0" w:color="404040"/>
+            </w:tcBorders>
+            <w:tcMar>
+              <w:top w:w="80" w:type="dxa"/>
+              <w:bottom w:w="80" w:type="dxa"/>
+              <w:left w:w="80" w:type="dxa"/>
+              <w:right w:w="80" w:type="dxa"/>
+            </w:tcMar>
           </w:tcPr>
           <w:p>
             <w:pPr>
@@ -1362,19 +1431,19 @@
         </w:tc>
         <w:tc>
           <w:tcPr>
-            <w:tcW w:type="dxa" w:w="3024"/>
-            <w:tcMar>
-              <w:top w:w="57" w:type="dxa"/>
-              <w:bottom w:w="57" w:type="dxa"/>
-              <w:left w:w="57" w:type="dxa"/>
-              <w:right w:w="57" w:type="dxa"/>
-            </w:tcMar>
-            <w:tcBorders>
-              <w:top w:val="single" w:sz="8" w:space="0" w:color="404040"/>
-              <w:bottom w:val="single" w:sz="8" w:space="0" w:color="404040"/>
-              <w:left w:val="single" w:sz="8" w:space="0" w:color="404040"/>
-              <w:right w:val="single" w:sz="8" w:space="0" w:color="404040"/>
-            </w:tcBorders>
+            <w:tcW w:type="dxa" w:w="3352"/>
+            <w:tcBorders>
+              <w:top w:val="single" w:sz="8" w:space="0" w:color="404040"/>
+              <w:bottom w:val="single" w:sz="8" w:space="0" w:color="404040"/>
+              <w:left w:val="single" w:sz="8" w:space="0" w:color="404040"/>
+              <w:right w:val="single" w:sz="8" w:space="0" w:color="404040"/>
+            </w:tcBorders>
+            <w:tcMar>
+              <w:top w:w="80" w:type="dxa"/>
+              <w:bottom w:w="80" w:type="dxa"/>
+              <w:left w:w="80" w:type="dxa"/>
+              <w:right w:w="80" w:type="dxa"/>
+            </w:tcMar>
           </w:tcPr>
           <w:p>
             <w:pPr>
@@ -1399,15 +1468,12 @@
         </w:tc>
       </w:tr>
       <w:tr>
-        <w:tc>
-          <w:tcPr>
-            <w:tcW w:type="dxa" w:w="3024"/>
-            <w:tcMar>
-              <w:top w:w="57" w:type="dxa"/>
-              <w:bottom w:w="57" w:type="dxa"/>
-              <w:left w:w="57" w:type="dxa"/>
-              <w:right w:w="57" w:type="dxa"/>
-            </w:tcMar>
+        <w:trPr>
+          <w:cantSplit w:val="true"/>
+        </w:trPr>
+        <w:tc>
+          <w:tcPr>
+            <w:tcW w:type="dxa" w:w="2724"/>
             <w:tcBorders>
               <w:top w:val="single" w:sz="8" w:space="0" w:color="404040"/>
               <w:bottom w:val="single" w:sz="8" w:space="0" w:color="404040"/>
@@ -1415,6 +1481,12 @@
               <w:right w:val="single" w:sz="8" w:space="0" w:color="404040"/>
             </w:tcBorders>
             <w:shd w:fill="0A5455" w:val="clear"/>
+            <w:tcMar>
+              <w:top w:w="80" w:type="dxa"/>
+              <w:bottom w:w="80" w:type="dxa"/>
+              <w:left w:w="80" w:type="dxa"/>
+              <w:right w:w="80" w:type="dxa"/>
+            </w:tcMar>
           </w:tcPr>
           <w:p>
             <w:pPr>
@@ -1441,19 +1513,19 @@
         </w:tc>
         <w:tc>
           <w:tcPr>
-            <w:tcW w:type="dxa" w:w="3024"/>
-            <w:tcMar>
-              <w:top w:w="57" w:type="dxa"/>
-              <w:bottom w:w="57" w:type="dxa"/>
-              <w:left w:w="57" w:type="dxa"/>
-              <w:right w:w="57" w:type="dxa"/>
-            </w:tcMar>
-            <w:tcBorders>
-              <w:top w:val="single" w:sz="8" w:space="0" w:color="404040"/>
-              <w:bottom w:val="single" w:sz="8" w:space="0" w:color="404040"/>
-              <w:left w:val="single" w:sz="8" w:space="0" w:color="404040"/>
-              <w:right w:val="single" w:sz="8" w:space="0" w:color="404040"/>
-            </w:tcBorders>
+            <w:tcW w:type="dxa" w:w="3562"/>
+            <w:tcBorders>
+              <w:top w:val="single" w:sz="8" w:space="0" w:color="404040"/>
+              <w:bottom w:val="single" w:sz="8" w:space="0" w:color="404040"/>
+              <w:left w:val="single" w:sz="8" w:space="0" w:color="404040"/>
+              <w:right w:val="single" w:sz="8" w:space="0" w:color="404040"/>
+            </w:tcBorders>
+            <w:tcMar>
+              <w:top w:w="80" w:type="dxa"/>
+              <w:bottom w:w="80" w:type="dxa"/>
+              <w:left w:w="80" w:type="dxa"/>
+              <w:right w:w="80" w:type="dxa"/>
+            </w:tcMar>
           </w:tcPr>
           <w:p>
             <w:pPr>
@@ -1478,19 +1550,19 @@
         </w:tc>
         <w:tc>
           <w:tcPr>
-            <w:tcW w:type="dxa" w:w="3024"/>
-            <w:tcMar>
-              <w:top w:w="57" w:type="dxa"/>
-              <w:bottom w:w="57" w:type="dxa"/>
-              <w:left w:w="57" w:type="dxa"/>
-              <w:right w:w="57" w:type="dxa"/>
-            </w:tcMar>
-            <w:tcBorders>
-              <w:top w:val="single" w:sz="8" w:space="0" w:color="404040"/>
-              <w:bottom w:val="single" w:sz="8" w:space="0" w:color="404040"/>
-              <w:left w:val="single" w:sz="8" w:space="0" w:color="404040"/>
-              <w:right w:val="single" w:sz="8" w:space="0" w:color="404040"/>
-            </w:tcBorders>
+            <w:tcW w:type="dxa" w:w="3352"/>
+            <w:tcBorders>
+              <w:top w:val="single" w:sz="8" w:space="0" w:color="404040"/>
+              <w:bottom w:val="single" w:sz="8" w:space="0" w:color="404040"/>
+              <w:left w:val="single" w:sz="8" w:space="0" w:color="404040"/>
+              <w:right w:val="single" w:sz="8" w:space="0" w:color="404040"/>
+            </w:tcBorders>
+            <w:tcMar>
+              <w:top w:w="80" w:type="dxa"/>
+              <w:bottom w:w="80" w:type="dxa"/>
+              <w:left w:w="80" w:type="dxa"/>
+              <w:right w:w="80" w:type="dxa"/>
+            </w:tcMar>
           </w:tcPr>
           <w:p>
             <w:pPr>
@@ -1515,15 +1587,12 @@
         </w:tc>
       </w:tr>
       <w:tr>
-        <w:tc>
-          <w:tcPr>
-            <w:tcW w:type="dxa" w:w="3024"/>
-            <w:tcMar>
-              <w:top w:w="57" w:type="dxa"/>
-              <w:bottom w:w="57" w:type="dxa"/>
-              <w:left w:w="57" w:type="dxa"/>
-              <w:right w:w="57" w:type="dxa"/>
-            </w:tcMar>
+        <w:trPr>
+          <w:cantSplit w:val="true"/>
+        </w:trPr>
+        <w:tc>
+          <w:tcPr>
+            <w:tcW w:type="dxa" w:w="2724"/>
             <w:tcBorders>
               <w:top w:val="single" w:sz="8" w:space="0" w:color="404040"/>
               <w:bottom w:val="single" w:sz="8" w:space="0" w:color="404040"/>
@@ -1531,6 +1600,12 @@
               <w:right w:val="single" w:sz="8" w:space="0" w:color="404040"/>
             </w:tcBorders>
             <w:shd w:fill="0A5455" w:val="clear"/>
+            <w:tcMar>
+              <w:top w:w="80" w:type="dxa"/>
+              <w:bottom w:w="80" w:type="dxa"/>
+              <w:left w:w="80" w:type="dxa"/>
+              <w:right w:w="80" w:type="dxa"/>
+            </w:tcMar>
           </w:tcPr>
           <w:p>
             <w:pPr>
@@ -1557,19 +1632,19 @@
         </w:tc>
         <w:tc>
           <w:tcPr>
-            <w:tcW w:type="dxa" w:w="3024"/>
-            <w:tcMar>
-              <w:top w:w="57" w:type="dxa"/>
-              <w:bottom w:w="57" w:type="dxa"/>
-              <w:left w:w="57" w:type="dxa"/>
-              <w:right w:w="57" w:type="dxa"/>
-            </w:tcMar>
-            <w:tcBorders>
-              <w:top w:val="single" w:sz="8" w:space="0" w:color="404040"/>
-              <w:bottom w:val="single" w:sz="8" w:space="0" w:color="404040"/>
-              <w:left w:val="single" w:sz="8" w:space="0" w:color="404040"/>
-              <w:right w:val="single" w:sz="8" w:space="0" w:color="404040"/>
-            </w:tcBorders>
+            <w:tcW w:type="dxa" w:w="3562"/>
+            <w:tcBorders>
+              <w:top w:val="single" w:sz="8" w:space="0" w:color="404040"/>
+              <w:bottom w:val="single" w:sz="8" w:space="0" w:color="404040"/>
+              <w:left w:val="single" w:sz="8" w:space="0" w:color="404040"/>
+              <w:right w:val="single" w:sz="8" w:space="0" w:color="404040"/>
+            </w:tcBorders>
+            <w:tcMar>
+              <w:top w:w="80" w:type="dxa"/>
+              <w:bottom w:w="80" w:type="dxa"/>
+              <w:left w:w="80" w:type="dxa"/>
+              <w:right w:w="80" w:type="dxa"/>
+            </w:tcMar>
           </w:tcPr>
           <w:p>
             <w:pPr>
@@ -1593,19 +1668,19 @@
         </w:tc>
         <w:tc>
           <w:tcPr>
-            <w:tcW w:type="dxa" w:w="3024"/>
-            <w:tcMar>
-              <w:top w:w="57" w:type="dxa"/>
-              <w:bottom w:w="57" w:type="dxa"/>
-              <w:left w:w="57" w:type="dxa"/>
-              <w:right w:w="57" w:type="dxa"/>
-            </w:tcMar>
-            <w:tcBorders>
-              <w:top w:val="single" w:sz="8" w:space="0" w:color="404040"/>
-              <w:bottom w:val="single" w:sz="8" w:space="0" w:color="404040"/>
-              <w:left w:val="single" w:sz="8" w:space="0" w:color="404040"/>
-              <w:right w:val="single" w:sz="8" w:space="0" w:color="404040"/>
-            </w:tcBorders>
+            <w:tcW w:type="dxa" w:w="3352"/>
+            <w:tcBorders>
+              <w:top w:val="single" w:sz="8" w:space="0" w:color="404040"/>
+              <w:bottom w:val="single" w:sz="8" w:space="0" w:color="404040"/>
+              <w:left w:val="single" w:sz="8" w:space="0" w:color="404040"/>
+              <w:right w:val="single" w:sz="8" w:space="0" w:color="404040"/>
+            </w:tcBorders>
+            <w:tcMar>
+              <w:top w:w="80" w:type="dxa"/>
+              <w:bottom w:w="80" w:type="dxa"/>
+              <w:left w:w="80" w:type="dxa"/>
+              <w:right w:w="80" w:type="dxa"/>
+            </w:tcMar>
           </w:tcPr>
           <w:p>
             <w:pPr>
@@ -1630,15 +1705,12 @@
         </w:tc>
       </w:tr>
       <w:tr>
-        <w:tc>
-          <w:tcPr>
-            <w:tcW w:type="dxa" w:w="3024"/>
-            <w:tcMar>
-              <w:top w:w="57" w:type="dxa"/>
-              <w:bottom w:w="57" w:type="dxa"/>
-              <w:left w:w="57" w:type="dxa"/>
-              <w:right w:w="57" w:type="dxa"/>
-            </w:tcMar>
+        <w:trPr>
+          <w:cantSplit w:val="true"/>
+        </w:trPr>
+        <w:tc>
+          <w:tcPr>
+            <w:tcW w:type="dxa" w:w="2724"/>
             <w:tcBorders>
               <w:top w:val="single" w:sz="8" w:space="0" w:color="404040"/>
               <w:bottom w:val="single" w:sz="8" w:space="0" w:color="404040"/>
@@ -1646,6 +1718,12 @@
               <w:right w:val="single" w:sz="8" w:space="0" w:color="404040"/>
             </w:tcBorders>
             <w:shd w:fill="0A5455" w:val="clear"/>
+            <w:tcMar>
+              <w:top w:w="80" w:type="dxa"/>
+              <w:bottom w:w="80" w:type="dxa"/>
+              <w:left w:w="80" w:type="dxa"/>
+              <w:right w:w="80" w:type="dxa"/>
+            </w:tcMar>
           </w:tcPr>
           <w:p>
             <w:pPr>
@@ -1672,19 +1750,19 @@
         </w:tc>
         <w:tc>
           <w:tcPr>
-            <w:tcW w:type="dxa" w:w="3024"/>
-            <w:tcMar>
-              <w:top w:w="57" w:type="dxa"/>
-              <w:bottom w:w="57" w:type="dxa"/>
-              <w:left w:w="57" w:type="dxa"/>
-              <w:right w:w="57" w:type="dxa"/>
-            </w:tcMar>
-            <w:tcBorders>
-              <w:top w:val="single" w:sz="8" w:space="0" w:color="404040"/>
-              <w:bottom w:val="single" w:sz="8" w:space="0" w:color="404040"/>
-              <w:left w:val="single" w:sz="8" w:space="0" w:color="404040"/>
-              <w:right w:val="single" w:sz="8" w:space="0" w:color="404040"/>
-            </w:tcBorders>
+            <w:tcW w:type="dxa" w:w="3562"/>
+            <w:tcBorders>
+              <w:top w:val="single" w:sz="8" w:space="0" w:color="404040"/>
+              <w:bottom w:val="single" w:sz="8" w:space="0" w:color="404040"/>
+              <w:left w:val="single" w:sz="8" w:space="0" w:color="404040"/>
+              <w:right w:val="single" w:sz="8" w:space="0" w:color="404040"/>
+            </w:tcBorders>
+            <w:tcMar>
+              <w:top w:w="80" w:type="dxa"/>
+              <w:bottom w:w="80" w:type="dxa"/>
+              <w:left w:w="80" w:type="dxa"/>
+              <w:right w:w="80" w:type="dxa"/>
+            </w:tcMar>
           </w:tcPr>
           <w:p>
             <w:pPr>
@@ -1708,19 +1786,19 @@
         </w:tc>
         <w:tc>
           <w:tcPr>
-            <w:tcW w:type="dxa" w:w="3024"/>
-            <w:tcMar>
-              <w:top w:w="57" w:type="dxa"/>
-              <w:bottom w:w="57" w:type="dxa"/>
-              <w:left w:w="57" w:type="dxa"/>
-              <w:right w:w="57" w:type="dxa"/>
-            </w:tcMar>
-            <w:tcBorders>
-              <w:top w:val="single" w:sz="8" w:space="0" w:color="404040"/>
-              <w:bottom w:val="single" w:sz="8" w:space="0" w:color="404040"/>
-              <w:left w:val="single" w:sz="8" w:space="0" w:color="404040"/>
-              <w:right w:val="single" w:sz="8" w:space="0" w:color="404040"/>
-            </w:tcBorders>
+            <w:tcW w:type="dxa" w:w="3352"/>
+            <w:tcBorders>
+              <w:top w:val="single" w:sz="8" w:space="0" w:color="404040"/>
+              <w:bottom w:val="single" w:sz="8" w:space="0" w:color="404040"/>
+              <w:left w:val="single" w:sz="8" w:space="0" w:color="404040"/>
+              <w:right w:val="single" w:sz="8" w:space="0" w:color="404040"/>
+            </w:tcBorders>
+            <w:tcMar>
+              <w:top w:w="80" w:type="dxa"/>
+              <w:bottom w:w="80" w:type="dxa"/>
+              <w:left w:w="80" w:type="dxa"/>
+              <w:right w:w="80" w:type="dxa"/>
+            </w:tcMar>
           </w:tcPr>
           <w:p>
             <w:pPr>
@@ -1746,7 +1824,10 @@
       </w:tr>
     </w:tbl>
     <w:p>
-      <w:pPr/>
+      <w:pPr>
+        <w:keepNext w:val="true"/>
+        <w:spacing w:before="120" w:after="120"/>
+      </w:pPr>
       <w:r>
         <w:rPr>
           <w:color w:val="30302F"/>
@@ -1756,24 +1837,21 @@
     </w:p>
     <w:tbl>
       <w:tblPr>
-        <w:tblW w:type="auto" w:w="0"/>
         <w:jc w:val="center"/>
-        <w:tblLayout w:type="autofit"/>
         <w:tblLook w:firstColumn="1" w:firstRow="1" w:lastColumn="0" w:lastRow="0" w:noHBand="0" w:noVBand="1" w:val="04A0"/>
+        <w:tblW w:w="5000" w:type="pct"/>
+        <w:tblLayout w:type="fixed"/>
       </w:tblPr>
       <w:tblGrid>
         <w:gridCol w:w="9072"/>
       </w:tblGrid>
       <w:tr>
-        <w:tc>
-          <w:tcPr>
-            <w:tcW w:type="dxa" w:w="9072"/>
-            <w:tcMar>
-              <w:top w:w="57" w:type="dxa"/>
-              <w:bottom w:w="57" w:type="dxa"/>
-              <w:left w:w="57" w:type="dxa"/>
-              <w:right w:w="57" w:type="dxa"/>
-            </w:tcMar>
+        <w:trPr>
+          <w:cantSplit w:val="true"/>
+        </w:trPr>
+        <w:tc>
+          <w:tcPr>
+            <w:tcW w:type="dxa" w:w="9638"/>
             <w:tcBorders>
               <w:top w:val="single" w:sz="8" w:space="0" w:color="404040"/>
               <w:bottom w:val="single" w:sz="8" w:space="0" w:color="404040"/>
@@ -1781,10 +1859,17 @@
               <w:right w:val="single" w:sz="8" w:space="0" w:color="404040"/>
             </w:tcBorders>
             <w:shd w:fill="0A5455" w:val="clear"/>
-          </w:tcPr>
-          <w:p>
-            <w:pPr>
-              <w:spacing w:before="80" w:after="80"/>
+            <w:tcMar>
+              <w:top w:w="80" w:type="dxa"/>
+              <w:bottom w:w="80" w:type="dxa"/>
+              <w:left w:w="80" w:type="dxa"/>
+              <w:right w:w="80" w:type="dxa"/>
+            </w:tcMar>
+          </w:tcPr>
+          <w:p>
+            <w:pPr>
+              <w:spacing w:before="80" w:after="80"/>
+              <w:keepNext w:val="true"/>
             </w:pPr>
             <w:r>
               <w:rPr>
@@ -1806,15 +1891,12 @@
         </w:tc>
       </w:tr>
       <w:tr>
-        <w:tc>
-          <w:tcPr>
-            <w:tcW w:type="dxa" w:w="9072"/>
-            <w:tcMar>
-              <w:top w:w="57" w:type="dxa"/>
-              <w:bottom w:w="57" w:type="dxa"/>
-              <w:left w:w="57" w:type="dxa"/>
-              <w:right w:w="57" w:type="dxa"/>
-            </w:tcMar>
+        <w:trPr>
+          <w:cantSplit w:val="true"/>
+        </w:trPr>
+        <w:tc>
+          <w:tcPr>
+            <w:tcW w:type="dxa" w:w="9638"/>
             <w:tcBorders>
               <w:top w:val="single" w:sz="8" w:space="0" w:color="404040"/>
               <w:bottom w:val="single" w:sz="8" w:space="0" w:color="404040"/>
@@ -1822,10 +1904,17 @@
               <w:right w:val="single" w:sz="8" w:space="0" w:color="404040"/>
             </w:tcBorders>
             <w:shd w:fill="0A5455" w:val="clear"/>
-          </w:tcPr>
-          <w:p>
-            <w:pPr>
-              <w:spacing w:before="80" w:after="80"/>
+            <w:tcMar>
+              <w:top w:w="80" w:type="dxa"/>
+              <w:bottom w:w="80" w:type="dxa"/>
+              <w:left w:w="80" w:type="dxa"/>
+              <w:right w:w="80" w:type="dxa"/>
+            </w:tcMar>
+          </w:tcPr>
+          <w:p>
+            <w:pPr>
+              <w:spacing w:before="80" w:after="80"/>
+              <w:keepNext w:val="true"/>
             </w:pPr>
             <w:r>
               <w:rPr>
@@ -1848,15 +1937,12 @@
         </w:tc>
       </w:tr>
       <w:tr>
-        <w:tc>
-          <w:tcPr>
-            <w:tcW w:type="dxa" w:w="9072"/>
-            <w:tcMar>
-              <w:top w:w="57" w:type="dxa"/>
-              <w:bottom w:w="57" w:type="dxa"/>
-              <w:left w:w="57" w:type="dxa"/>
-              <w:right w:w="57" w:type="dxa"/>
-            </w:tcMar>
+        <w:trPr>
+          <w:cantSplit w:val="true"/>
+        </w:trPr>
+        <w:tc>
+          <w:tcPr>
+            <w:tcW w:type="dxa" w:w="9638"/>
             <w:tcBorders>
               <w:top w:val="single" w:sz="8" w:space="0" w:color="404040"/>
               <w:bottom w:val="single" w:sz="8" w:space="0" w:color="404040"/>
@@ -1864,10 +1950,17 @@
               <w:right w:val="single" w:sz="8" w:space="0" w:color="404040"/>
             </w:tcBorders>
             <w:shd w:fill="0A5455" w:val="clear"/>
-          </w:tcPr>
-          <w:p>
-            <w:pPr>
-              <w:spacing w:before="80" w:after="80"/>
+            <w:tcMar>
+              <w:top w:w="80" w:type="dxa"/>
+              <w:bottom w:w="80" w:type="dxa"/>
+              <w:left w:w="80" w:type="dxa"/>
+              <w:right w:w="80" w:type="dxa"/>
+            </w:tcMar>
+          </w:tcPr>
+          <w:p>
+            <w:pPr>
+              <w:spacing w:before="80" w:after="80"/>
+              <w:keepNext w:val="true"/>
             </w:pPr>
             <w:r>
               <w:rPr>
@@ -1890,15 +1983,12 @@
         </w:tc>
       </w:tr>
       <w:tr>
-        <w:tc>
-          <w:tcPr>
-            <w:tcW w:type="dxa" w:w="9072"/>
-            <w:tcMar>
-              <w:top w:w="57" w:type="dxa"/>
-              <w:bottom w:w="57" w:type="dxa"/>
-              <w:left w:w="57" w:type="dxa"/>
-              <w:right w:w="57" w:type="dxa"/>
-            </w:tcMar>
+        <w:trPr>
+          <w:cantSplit w:val="true"/>
+        </w:trPr>
+        <w:tc>
+          <w:tcPr>
+            <w:tcW w:type="dxa" w:w="9638"/>
             <w:tcBorders>
               <w:top w:val="single" w:sz="8" w:space="0" w:color="404040"/>
               <w:bottom w:val="single" w:sz="8" w:space="0" w:color="404040"/>
@@ -1906,6 +1996,12 @@
               <w:right w:val="single" w:sz="8" w:space="0" w:color="404040"/>
             </w:tcBorders>
             <w:shd w:fill="0A5455" w:val="clear"/>
+            <w:tcMar>
+              <w:top w:w="80" w:type="dxa"/>
+              <w:bottom w:w="80" w:type="dxa"/>
+              <w:left w:w="80" w:type="dxa"/>
+              <w:right w:w="80" w:type="dxa"/>
+            </w:tcMar>
           </w:tcPr>
           <w:p>
             <w:pPr>
@@ -1932,15 +2028,12 @@
         </w:tc>
       </w:tr>
       <w:tr>
-        <w:tc>
-          <w:tcPr>
-            <w:tcW w:type="dxa" w:w="9072"/>
-            <w:tcMar>
-              <w:top w:w="57" w:type="dxa"/>
-              <w:bottom w:w="57" w:type="dxa"/>
-              <w:left w:w="57" w:type="dxa"/>
-              <w:right w:w="57" w:type="dxa"/>
-            </w:tcMar>
+        <w:trPr>
+          <w:cantSplit w:val="true"/>
+        </w:trPr>
+        <w:tc>
+          <w:tcPr>
+            <w:tcW w:type="dxa" w:w="9638"/>
             <w:tcBorders>
               <w:top w:val="single" w:sz="8" w:space="0" w:color="404040"/>
               <w:bottom w:val="single" w:sz="8" w:space="0" w:color="404040"/>
@@ -1948,6 +2041,12 @@
               <w:right w:val="single" w:sz="8" w:space="0" w:color="404040"/>
             </w:tcBorders>
             <w:shd w:fill="0A5455" w:val="clear"/>
+            <w:tcMar>
+              <w:top w:w="80" w:type="dxa"/>
+              <w:bottom w:w="80" w:type="dxa"/>
+              <w:left w:w="80" w:type="dxa"/>
+              <w:right w:w="80" w:type="dxa"/>
+            </w:tcMar>
           </w:tcPr>
           <w:p>
             <w:pPr>
@@ -1974,15 +2073,12 @@
         </w:tc>
       </w:tr>
       <w:tr>
-        <w:tc>
-          <w:tcPr>
-            <w:tcW w:type="dxa" w:w="9072"/>
-            <w:tcMar>
-              <w:top w:w="57" w:type="dxa"/>
-              <w:bottom w:w="57" w:type="dxa"/>
-              <w:left w:w="57" w:type="dxa"/>
-              <w:right w:w="57" w:type="dxa"/>
-            </w:tcMar>
+        <w:trPr>
+          <w:cantSplit w:val="true"/>
+        </w:trPr>
+        <w:tc>
+          <w:tcPr>
+            <w:tcW w:type="dxa" w:w="9638"/>
             <w:tcBorders>
               <w:top w:val="single" w:sz="8" w:space="0" w:color="404040"/>
               <w:bottom w:val="single" w:sz="8" w:space="0" w:color="404040"/>
@@ -1990,6 +2086,12 @@
               <w:right w:val="single" w:sz="8" w:space="0" w:color="404040"/>
             </w:tcBorders>
             <w:shd w:fill="0A5455" w:val="clear"/>
+            <w:tcMar>
+              <w:top w:w="80" w:type="dxa"/>
+              <w:bottom w:w="80" w:type="dxa"/>
+              <w:left w:w="80" w:type="dxa"/>
+              <w:right w:w="80" w:type="dxa"/>
+            </w:tcMar>
           </w:tcPr>
           <w:p>
             <w:pPr>
@@ -2016,15 +2118,12 @@
         </w:tc>
       </w:tr>
       <w:tr>
-        <w:tc>
-          <w:tcPr>
-            <w:tcW w:type="dxa" w:w="9072"/>
-            <w:tcMar>
-              <w:top w:w="57" w:type="dxa"/>
-              <w:bottom w:w="57" w:type="dxa"/>
-              <w:left w:w="57" w:type="dxa"/>
-              <w:right w:w="57" w:type="dxa"/>
-            </w:tcMar>
+        <w:trPr>
+          <w:cantSplit w:val="true"/>
+        </w:trPr>
+        <w:tc>
+          <w:tcPr>
+            <w:tcW w:type="dxa" w:w="9638"/>
             <w:tcBorders>
               <w:top w:val="single" w:sz="8" w:space="0" w:color="404040"/>
               <w:bottom w:val="single" w:sz="8" w:space="0" w:color="404040"/>
@@ -2032,6 +2131,12 @@
               <w:right w:val="single" w:sz="8" w:space="0" w:color="404040"/>
             </w:tcBorders>
             <w:shd w:fill="0A5455" w:val="clear"/>
+            <w:tcMar>
+              <w:top w:w="80" w:type="dxa"/>
+              <w:bottom w:w="80" w:type="dxa"/>
+              <w:left w:w="80" w:type="dxa"/>
+              <w:right w:w="80" w:type="dxa"/>
+            </w:tcMar>
           </w:tcPr>
           <w:p>
             <w:pPr>
@@ -2058,15 +2163,12 @@
         </w:tc>
       </w:tr>
       <w:tr>
-        <w:tc>
-          <w:tcPr>
-            <w:tcW w:type="dxa" w:w="9072"/>
-            <w:tcMar>
-              <w:top w:w="57" w:type="dxa"/>
-              <w:bottom w:w="57" w:type="dxa"/>
-              <w:left w:w="57" w:type="dxa"/>
-              <w:right w:w="57" w:type="dxa"/>
-            </w:tcMar>
+        <w:trPr>
+          <w:cantSplit w:val="true"/>
+        </w:trPr>
+        <w:tc>
+          <w:tcPr>
+            <w:tcW w:type="dxa" w:w="9638"/>
             <w:tcBorders>
               <w:top w:val="single" w:sz="8" w:space="0" w:color="404040"/>
               <w:bottom w:val="single" w:sz="8" w:space="0" w:color="404040"/>
@@ -2074,6 +2176,12 @@
               <w:right w:val="single" w:sz="8" w:space="0" w:color="404040"/>
             </w:tcBorders>
             <w:shd w:fill="0A5455" w:val="clear"/>
+            <w:tcMar>
+              <w:top w:w="80" w:type="dxa"/>
+              <w:bottom w:w="80" w:type="dxa"/>
+              <w:left w:w="80" w:type="dxa"/>
+              <w:right w:w="80" w:type="dxa"/>
+            </w:tcMar>
           </w:tcPr>
           <w:p>
             <w:pPr>
@@ -2101,7 +2209,9 @@
       </w:tr>
     </w:tbl>
     <w:p>
-      <w:pPr/>
+      <w:pPr>
+        <w:spacing w:before="120"/>
+      </w:pPr>
       <w:r>
         <w:rPr>
           <w:color w:val="30302F"/>
@@ -2182,13 +2292,16 @@
     <w:p>
       <w:pPr>
         <w:pStyle w:val="Heading1"/>
+        <w:keepNext w:val="true"/>
       </w:pPr>
       <w:r>
         <w:t>Worked example: Ocean Accounts and the Global Biodiversity Framework</w:t>
       </w:r>
     </w:p>
     <w:p>
-      <w:pPr/>
+      <w:pPr>
+        <w:keepNext w:val="true"/>
+      </w:pPr>
       <w:r>
         <w:rPr>
           <w:color w:val="30302F"/>
@@ -2209,7 +2322,10 @@
       </w:r>
     </w:p>
     <w:p>
-      <w:pPr/>
+      <w:pPr>
+        <w:keepNext w:val="true"/>
+        <w:spacing w:after="120"/>
+      </w:pPr>
       <w:r>
         <w:rPr>
           <w:color w:val="30302F"/>
@@ -2219,24 +2335,21 @@
     </w:p>
     <w:tbl>
       <w:tblPr>
-        <w:tblW w:type="auto" w:w="0"/>
         <w:jc w:val="center"/>
-        <w:tblLayout w:type="autofit"/>
         <w:tblLook w:firstColumn="1" w:firstRow="1" w:lastColumn="0" w:lastRow="0" w:noHBand="0" w:noVBand="1" w:val="04A0"/>
+        <w:tblW w:w="5000" w:type="pct"/>
+        <w:tblLayout w:type="fixed"/>
       </w:tblPr>
       <w:tblGrid>
         <w:gridCol w:w="9072"/>
       </w:tblGrid>
       <w:tr>
-        <w:tc>
-          <w:tcPr>
-            <w:tcW w:type="dxa" w:w="9072"/>
-            <w:tcMar>
-              <w:top w:w="57" w:type="dxa"/>
-              <w:bottom w:w="57" w:type="dxa"/>
-              <w:left w:w="57" w:type="dxa"/>
-              <w:right w:w="57" w:type="dxa"/>
-            </w:tcMar>
+        <w:trPr>
+          <w:cantSplit w:val="true"/>
+        </w:trPr>
+        <w:tc>
+          <w:tcPr>
+            <w:tcW w:type="dxa" w:w="9638"/>
             <w:tcBorders>
               <w:top w:val="single" w:sz="8" w:space="0" w:color="404040"/>
               <w:bottom w:val="single" w:sz="8" w:space="0" w:color="404040"/>
@@ -2244,10 +2357,17 @@
               <w:right w:val="single" w:sz="8" w:space="0" w:color="404040"/>
             </w:tcBorders>
             <w:shd w:fill="0A5455" w:val="clear"/>
-          </w:tcPr>
-          <w:p>
-            <w:pPr>
-              <w:spacing w:before="80" w:after="80"/>
+            <w:tcMar>
+              <w:top w:w="80" w:type="dxa"/>
+              <w:bottom w:w="80" w:type="dxa"/>
+              <w:left w:w="80" w:type="dxa"/>
+              <w:right w:w="80" w:type="dxa"/>
+            </w:tcMar>
+          </w:tcPr>
+          <w:p>
+            <w:pPr>
+              <w:spacing w:before="80" w:after="80"/>
+              <w:keepNext w:val="true"/>
             </w:pPr>
             <w:r>
               <w:rPr>
@@ -2269,15 +2389,12 @@
         </w:tc>
       </w:tr>
       <w:tr>
-        <w:tc>
-          <w:tcPr>
-            <w:tcW w:type="dxa" w:w="9072"/>
-            <w:tcMar>
-              <w:top w:w="57" w:type="dxa"/>
-              <w:bottom w:w="57" w:type="dxa"/>
-              <w:left w:w="57" w:type="dxa"/>
-              <w:right w:w="57" w:type="dxa"/>
-            </w:tcMar>
+        <w:trPr>
+          <w:cantSplit w:val="true"/>
+        </w:trPr>
+        <w:tc>
+          <w:tcPr>
+            <w:tcW w:type="dxa" w:w="9638"/>
             <w:tcBorders>
               <w:top w:val="single" w:sz="8" w:space="0" w:color="404040"/>
               <w:bottom w:val="single" w:sz="8" w:space="0" w:color="404040"/>
@@ -2285,10 +2402,17 @@
               <w:right w:val="single" w:sz="8" w:space="0" w:color="404040"/>
             </w:tcBorders>
             <w:shd w:fill="0A5455" w:val="clear"/>
-          </w:tcPr>
-          <w:p>
-            <w:pPr>
-              <w:spacing w:before="80" w:after="80"/>
+            <w:tcMar>
+              <w:top w:w="80" w:type="dxa"/>
+              <w:bottom w:w="80" w:type="dxa"/>
+              <w:left w:w="80" w:type="dxa"/>
+              <w:right w:w="80" w:type="dxa"/>
+            </w:tcMar>
+          </w:tcPr>
+          <w:p>
+            <w:pPr>
+              <w:spacing w:before="80" w:after="80"/>
+              <w:keepNext w:val="true"/>
             </w:pPr>
             <w:r>
               <w:rPr>
@@ -2311,15 +2435,12 @@
         </w:tc>
       </w:tr>
       <w:tr>
-        <w:tc>
-          <w:tcPr>
-            <w:tcW w:type="dxa" w:w="9072"/>
-            <w:tcMar>
-              <w:top w:w="57" w:type="dxa"/>
-              <w:bottom w:w="57" w:type="dxa"/>
-              <w:left w:w="57" w:type="dxa"/>
-              <w:right w:w="57" w:type="dxa"/>
-            </w:tcMar>
+        <w:trPr>
+          <w:cantSplit w:val="true"/>
+        </w:trPr>
+        <w:tc>
+          <w:tcPr>
+            <w:tcW w:type="dxa" w:w="9638"/>
             <w:tcBorders>
               <w:top w:val="single" w:sz="8" w:space="0" w:color="404040"/>
               <w:bottom w:val="single" w:sz="8" w:space="0" w:color="404040"/>
@@ -2327,10 +2448,17 @@
               <w:right w:val="single" w:sz="8" w:space="0" w:color="404040"/>
             </w:tcBorders>
             <w:shd w:fill="0A5455" w:val="clear"/>
-          </w:tcPr>
-          <w:p>
-            <w:pPr>
-              <w:spacing w:before="80" w:after="80"/>
+            <w:tcMar>
+              <w:top w:w="80" w:type="dxa"/>
+              <w:bottom w:w="80" w:type="dxa"/>
+              <w:left w:w="80" w:type="dxa"/>
+              <w:right w:w="80" w:type="dxa"/>
+            </w:tcMar>
+          </w:tcPr>
+          <w:p>
+            <w:pPr>
+              <w:spacing w:before="80" w:after="80"/>
+              <w:keepNext w:val="true"/>
             </w:pPr>
             <w:r>
               <w:rPr>
@@ -2353,15 +2481,12 @@
         </w:tc>
       </w:tr>
       <w:tr>
-        <w:tc>
-          <w:tcPr>
-            <w:tcW w:type="dxa" w:w="9072"/>
-            <w:tcMar>
-              <w:top w:w="57" w:type="dxa"/>
-              <w:bottom w:w="57" w:type="dxa"/>
-              <w:left w:w="57" w:type="dxa"/>
-              <w:right w:w="57" w:type="dxa"/>
-            </w:tcMar>
+        <w:trPr>
+          <w:cantSplit w:val="true"/>
+        </w:trPr>
+        <w:tc>
+          <w:tcPr>
+            <w:tcW w:type="dxa" w:w="9638"/>
             <w:tcBorders>
               <w:top w:val="single" w:sz="8" w:space="0" w:color="404040"/>
               <w:bottom w:val="single" w:sz="8" w:space="0" w:color="404040"/>
@@ -2369,6 +2494,12 @@
               <w:right w:val="single" w:sz="8" w:space="0" w:color="404040"/>
             </w:tcBorders>
             <w:shd w:fill="0A5455" w:val="clear"/>
+            <w:tcMar>
+              <w:top w:w="80" w:type="dxa"/>
+              <w:bottom w:w="80" w:type="dxa"/>
+              <w:left w:w="80" w:type="dxa"/>
+              <w:right w:w="80" w:type="dxa"/>
+            </w:tcMar>
           </w:tcPr>
           <w:p>
             <w:pPr>
@@ -2395,15 +2526,12 @@
         </w:tc>
       </w:tr>
       <w:tr>
-        <w:tc>
-          <w:tcPr>
-            <w:tcW w:type="dxa" w:w="9072"/>
-            <w:tcMar>
-              <w:top w:w="57" w:type="dxa"/>
-              <w:bottom w:w="57" w:type="dxa"/>
-              <w:left w:w="57" w:type="dxa"/>
-              <w:right w:w="57" w:type="dxa"/>
-            </w:tcMar>
+        <w:trPr>
+          <w:cantSplit w:val="true"/>
+        </w:trPr>
+        <w:tc>
+          <w:tcPr>
+            <w:tcW w:type="dxa" w:w="9638"/>
             <w:tcBorders>
               <w:top w:val="single" w:sz="8" w:space="0" w:color="404040"/>
               <w:bottom w:val="single" w:sz="8" w:space="0" w:color="404040"/>
@@ -2411,6 +2539,12 @@
               <w:right w:val="single" w:sz="8" w:space="0" w:color="404040"/>
             </w:tcBorders>
             <w:shd w:fill="0A5455" w:val="clear"/>
+            <w:tcMar>
+              <w:top w:w="80" w:type="dxa"/>
+              <w:bottom w:w="80" w:type="dxa"/>
+              <w:left w:w="80" w:type="dxa"/>
+              <w:right w:w="80" w:type="dxa"/>
+            </w:tcMar>
           </w:tcPr>
           <w:p>
             <w:pPr>
@@ -2437,15 +2571,12 @@
         </w:tc>
       </w:tr>
       <w:tr>
-        <w:tc>
-          <w:tcPr>
-            <w:tcW w:type="dxa" w:w="9072"/>
-            <w:tcMar>
-              <w:top w:w="57" w:type="dxa"/>
-              <w:bottom w:w="57" w:type="dxa"/>
-              <w:left w:w="57" w:type="dxa"/>
-              <w:right w:w="57" w:type="dxa"/>
-            </w:tcMar>
+        <w:trPr>
+          <w:cantSplit w:val="true"/>
+        </w:trPr>
+        <w:tc>
+          <w:tcPr>
+            <w:tcW w:type="dxa" w:w="9638"/>
             <w:tcBorders>
               <w:top w:val="single" w:sz="8" w:space="0" w:color="404040"/>
               <w:bottom w:val="single" w:sz="8" w:space="0" w:color="404040"/>
@@ -2453,6 +2584,12 @@
               <w:right w:val="single" w:sz="8" w:space="0" w:color="404040"/>
             </w:tcBorders>
             <w:shd w:fill="0A5455" w:val="clear"/>
+            <w:tcMar>
+              <w:top w:w="80" w:type="dxa"/>
+              <w:bottom w:w="80" w:type="dxa"/>
+              <w:left w:w="80" w:type="dxa"/>
+              <w:right w:w="80" w:type="dxa"/>
+            </w:tcMar>
           </w:tcPr>
           <w:p>
             <w:pPr>
@@ -2480,7 +2617,10 @@
       </w:tr>
     </w:tbl>
     <w:p>
-      <w:pPr/>
+      <w:pPr>
+        <w:keepNext w:val="true"/>
+        <w:spacing w:before="120" w:after="120"/>
+      </w:pPr>
       <w:r>
         <w:rPr>
           <w:color w:val="30302F"/>
@@ -2490,10 +2630,10 @@
     </w:p>
     <w:tbl>
       <w:tblPr>
-        <w:tblW w:type="auto" w:w="0"/>
         <w:jc w:val="center"/>
-        <w:tblLayout w:type="autofit"/>
         <w:tblLook w:firstColumn="1" w:firstRow="1" w:lastColumn="0" w:lastRow="0" w:noHBand="0" w:noVBand="1" w:val="04A0"/>
+        <w:tblW w:w="5000" w:type="pct"/>
+        <w:tblLayout w:type="fixed"/>
       </w:tblPr>
       <w:tblGrid>
         <w:gridCol w:w="3024"/>
@@ -2501,15 +2641,12 @@
         <w:gridCol w:w="3024"/>
       </w:tblGrid>
       <w:tr>
-        <w:tc>
-          <w:tcPr>
-            <w:tcW w:type="dxa" w:w="3024"/>
-            <w:tcMar>
-              <w:top w:w="57" w:type="dxa"/>
-              <w:bottom w:w="57" w:type="dxa"/>
-              <w:left w:w="57" w:type="dxa"/>
-              <w:right w:w="57" w:type="dxa"/>
-            </w:tcMar>
+        <w:trPr>
+          <w:cantSplit w:val="true"/>
+        </w:trPr>
+        <w:tc>
+          <w:tcPr>
+            <w:tcW w:type="dxa" w:w="3034"/>
             <w:tcBorders>
               <w:top w:val="single" w:sz="8" w:space="0" w:color="404040"/>
               <w:bottom w:val="single" w:sz="8" w:space="0" w:color="404040"/>
@@ -2517,38 +2654,39 @@
               <w:right w:val="single" w:sz="8" w:space="0" w:color="404040"/>
             </w:tcBorders>
             <w:shd w:fill="0A5455" w:val="clear"/>
-          </w:tcPr>
-          <w:p>
-            <w:pPr>
-              <w:spacing w:before="80" w:after="80"/>
-            </w:pPr>
-            <w:r>
-              <w:rPr>
-                <w:rFonts w:ascii="Arial" w:hAnsi="Arial"/>
-                <w:b/>
-                <w:color w:val="FFFFFF"/>
-                <w:sz w:val="20"/>
-              </w:rPr>
-            </w:r>
-            <w:r>
-              <w:rPr>
-                <w:rFonts w:ascii="Arial" w:hAnsi="Arial"/>
-                <w:b/>
-                <w:color w:val="FFFFFF"/>
-                <w:sz w:val="20"/>
-              </w:rPr>
-            </w:r>
-          </w:p>
-        </w:tc>
-        <w:tc>
-          <w:tcPr>
-            <w:tcW w:type="dxa" w:w="3024"/>
-            <w:tcMar>
-              <w:top w:w="57" w:type="dxa"/>
-              <w:bottom w:w="57" w:type="dxa"/>
-              <w:left w:w="57" w:type="dxa"/>
-              <w:right w:w="57" w:type="dxa"/>
-            </w:tcMar>
+            <w:tcMar>
+              <w:top w:w="80" w:type="dxa"/>
+              <w:bottom w:w="80" w:type="dxa"/>
+              <w:left w:w="80" w:type="dxa"/>
+              <w:right w:w="80" w:type="dxa"/>
+            </w:tcMar>
+          </w:tcPr>
+          <w:p>
+            <w:pPr>
+              <w:spacing w:before="80" w:after="80"/>
+              <w:keepNext w:val="true"/>
+            </w:pPr>
+            <w:r>
+              <w:rPr>
+                <w:rFonts w:ascii="Arial" w:hAnsi="Arial"/>
+                <w:b/>
+                <w:color w:val="FFFFFF"/>
+                <w:sz w:val="20"/>
+              </w:rPr>
+            </w:r>
+            <w:r>
+              <w:rPr>
+                <w:rFonts w:ascii="Arial" w:hAnsi="Arial"/>
+                <w:b/>
+                <w:color w:val="FFFFFF"/>
+                <w:sz w:val="20"/>
+              </w:rPr>
+            </w:r>
+          </w:p>
+        </w:tc>
+        <w:tc>
+          <w:tcPr>
+            <w:tcW w:type="dxa" w:w="3391"/>
             <w:tcBorders>
               <w:top w:val="single" w:sz="8" w:space="0" w:color="404040"/>
               <w:bottom w:val="single" w:sz="8" w:space="0" w:color="404040"/>
@@ -2556,38 +2694,39 @@
               <w:right w:val="single" w:sz="8" w:space="0" w:color="404040"/>
             </w:tcBorders>
             <w:shd w:fill="3B9C7B" w:val="clear"/>
-          </w:tcPr>
-          <w:p>
-            <w:pPr>
-              <w:spacing w:before="80" w:after="80"/>
-            </w:pPr>
-            <w:r>
-              <w:rPr>
-                <w:rFonts w:ascii="Arial" w:hAnsi="Arial"/>
-                <w:b/>
-                <w:color w:val="FFFFFF"/>
-                <w:sz w:val="20"/>
-              </w:rPr>
-            </w:r>
-            <w:r>
-              <w:rPr>
-                <w:rFonts w:ascii="Arial" w:hAnsi="Arial"/>
-                <w:b/>
-                <w:color w:val="FFFFFF"/>
-                <w:sz w:val="20"/>
-              </w:rPr>
-            </w:r>
-          </w:p>
-        </w:tc>
-        <w:tc>
-          <w:tcPr>
-            <w:tcW w:type="dxa" w:w="3024"/>
-            <w:tcMar>
-              <w:top w:w="57" w:type="dxa"/>
-              <w:bottom w:w="57" w:type="dxa"/>
-              <w:left w:w="57" w:type="dxa"/>
-              <w:right w:w="57" w:type="dxa"/>
-            </w:tcMar>
+            <w:tcMar>
+              <w:top w:w="80" w:type="dxa"/>
+              <w:bottom w:w="80" w:type="dxa"/>
+              <w:left w:w="80" w:type="dxa"/>
+              <w:right w:w="80" w:type="dxa"/>
+            </w:tcMar>
+          </w:tcPr>
+          <w:p>
+            <w:pPr>
+              <w:spacing w:before="80" w:after="80"/>
+              <w:keepNext w:val="true"/>
+            </w:pPr>
+            <w:r>
+              <w:rPr>
+                <w:rFonts w:ascii="Arial" w:hAnsi="Arial"/>
+                <w:b/>
+                <w:color w:val="FFFFFF"/>
+                <w:sz w:val="20"/>
+              </w:rPr>
+            </w:r>
+            <w:r>
+              <w:rPr>
+                <w:rFonts w:ascii="Arial" w:hAnsi="Arial"/>
+                <w:b/>
+                <w:color w:val="FFFFFF"/>
+                <w:sz w:val="20"/>
+              </w:rPr>
+            </w:r>
+          </w:p>
+        </w:tc>
+        <w:tc>
+          <w:tcPr>
+            <w:tcW w:type="dxa" w:w="3213"/>
             <w:tcBorders>
               <w:top w:val="single" w:sz="8" w:space="0" w:color="404040"/>
               <w:bottom w:val="single" w:sz="8" w:space="0" w:color="404040"/>
@@ -2595,10 +2734,17 @@
               <w:right w:val="single" w:sz="8" w:space="0" w:color="404040"/>
             </w:tcBorders>
             <w:shd w:fill="3B9C7B" w:val="clear"/>
-          </w:tcPr>
-          <w:p>
-            <w:pPr>
-              <w:spacing w:before="80" w:after="80"/>
+            <w:tcMar>
+              <w:top w:w="80" w:type="dxa"/>
+              <w:bottom w:w="80" w:type="dxa"/>
+              <w:left w:w="80" w:type="dxa"/>
+              <w:right w:w="80" w:type="dxa"/>
+            </w:tcMar>
+          </w:tcPr>
+          <w:p>
+            <w:pPr>
+              <w:spacing w:before="80" w:after="80"/>
+              <w:keepNext w:val="true"/>
             </w:pPr>
             <w:r>
               <w:rPr>
@@ -2620,15 +2766,12 @@
         </w:tc>
       </w:tr>
       <w:tr>
-        <w:tc>
-          <w:tcPr>
-            <w:tcW w:type="dxa" w:w="3024"/>
-            <w:tcMar>
-              <w:top w:w="57" w:type="dxa"/>
-              <w:bottom w:w="57" w:type="dxa"/>
-              <w:left w:w="57" w:type="dxa"/>
-              <w:right w:w="57" w:type="dxa"/>
-            </w:tcMar>
+        <w:trPr>
+          <w:cantSplit w:val="true"/>
+        </w:trPr>
+        <w:tc>
+          <w:tcPr>
+            <w:tcW w:type="dxa" w:w="3034"/>
             <w:tcBorders>
               <w:top w:val="single" w:sz="8" w:space="0" w:color="404040"/>
               <w:bottom w:val="single" w:sz="8" w:space="0" w:color="404040"/>
@@ -2636,10 +2779,17 @@
               <w:right w:val="single" w:sz="8" w:space="0" w:color="404040"/>
             </w:tcBorders>
             <w:shd w:fill="0A5455" w:val="clear"/>
-          </w:tcPr>
-          <w:p>
-            <w:pPr>
-              <w:spacing w:before="80" w:after="80"/>
+            <w:tcMar>
+              <w:top w:w="80" w:type="dxa"/>
+              <w:bottom w:w="80" w:type="dxa"/>
+              <w:left w:w="80" w:type="dxa"/>
+              <w:right w:w="80" w:type="dxa"/>
+            </w:tcMar>
+          </w:tcPr>
+          <w:p>
+            <w:pPr>
+              <w:spacing w:before="80" w:after="80"/>
+              <w:keepNext w:val="true"/>
             </w:pPr>
             <w:r>
               <w:rPr>
@@ -2662,23 +2812,24 @@
         </w:tc>
         <w:tc>
           <w:tcPr>
-            <w:tcW w:type="dxa" w:w="3024"/>
-            <w:tcMar>
-              <w:top w:w="57" w:type="dxa"/>
-              <w:bottom w:w="57" w:type="dxa"/>
-              <w:left w:w="57" w:type="dxa"/>
-              <w:right w:w="57" w:type="dxa"/>
-            </w:tcMar>
-            <w:tcBorders>
-              <w:top w:val="single" w:sz="8" w:space="0" w:color="404040"/>
-              <w:bottom w:val="single" w:sz="8" w:space="0" w:color="404040"/>
-              <w:left w:val="single" w:sz="8" w:space="0" w:color="404040"/>
-              <w:right w:val="single" w:sz="8" w:space="0" w:color="404040"/>
-            </w:tcBorders>
-          </w:tcPr>
-          <w:p>
-            <w:pPr>
-              <w:spacing w:before="80" w:after="80"/>
+            <w:tcW w:type="dxa" w:w="3391"/>
+            <w:tcBorders>
+              <w:top w:val="single" w:sz="8" w:space="0" w:color="404040"/>
+              <w:bottom w:val="single" w:sz="8" w:space="0" w:color="404040"/>
+              <w:left w:val="single" w:sz="8" w:space="0" w:color="404040"/>
+              <w:right w:val="single" w:sz="8" w:space="0" w:color="404040"/>
+            </w:tcBorders>
+            <w:tcMar>
+              <w:top w:w="80" w:type="dxa"/>
+              <w:bottom w:w="80" w:type="dxa"/>
+              <w:left w:w="80" w:type="dxa"/>
+              <w:right w:w="80" w:type="dxa"/>
+            </w:tcMar>
+          </w:tcPr>
+          <w:p>
+            <w:pPr>
+              <w:spacing w:before="80" w:after="80"/>
+              <w:keepNext w:val="true"/>
             </w:pPr>
             <w:r>
               <w:rPr>
@@ -2699,23 +2850,24 @@
         </w:tc>
         <w:tc>
           <w:tcPr>
-            <w:tcW w:type="dxa" w:w="3024"/>
-            <w:tcMar>
-              <w:top w:w="57" w:type="dxa"/>
-              <w:bottom w:w="57" w:type="dxa"/>
-              <w:left w:w="57" w:type="dxa"/>
-              <w:right w:w="57" w:type="dxa"/>
-            </w:tcMar>
-            <w:tcBorders>
-              <w:top w:val="single" w:sz="8" w:space="0" w:color="404040"/>
-              <w:bottom w:val="single" w:sz="8" w:space="0" w:color="404040"/>
-              <w:left w:val="single" w:sz="8" w:space="0" w:color="404040"/>
-              <w:right w:val="single" w:sz="8" w:space="0" w:color="404040"/>
-            </w:tcBorders>
-          </w:tcPr>
-          <w:p>
-            <w:pPr>
-              <w:spacing w:before="80" w:after="80"/>
+            <w:tcW w:type="dxa" w:w="3213"/>
+            <w:tcBorders>
+              <w:top w:val="single" w:sz="8" w:space="0" w:color="404040"/>
+              <w:bottom w:val="single" w:sz="8" w:space="0" w:color="404040"/>
+              <w:left w:val="single" w:sz="8" w:space="0" w:color="404040"/>
+              <w:right w:val="single" w:sz="8" w:space="0" w:color="404040"/>
+            </w:tcBorders>
+            <w:tcMar>
+              <w:top w:w="80" w:type="dxa"/>
+              <w:bottom w:w="80" w:type="dxa"/>
+              <w:left w:w="80" w:type="dxa"/>
+              <w:right w:w="80" w:type="dxa"/>
+            </w:tcMar>
+          </w:tcPr>
+          <w:p>
+            <w:pPr>
+              <w:spacing w:before="80" w:after="80"/>
+              <w:keepNext w:val="true"/>
             </w:pPr>
             <w:r>
               <w:rPr>
@@ -2736,15 +2888,12 @@
         </w:tc>
       </w:tr>
       <w:tr>
-        <w:tc>
-          <w:tcPr>
-            <w:tcW w:type="dxa" w:w="3024"/>
-            <w:tcMar>
-              <w:top w:w="57" w:type="dxa"/>
-              <w:bottom w:w="57" w:type="dxa"/>
-              <w:left w:w="57" w:type="dxa"/>
-              <w:right w:w="57" w:type="dxa"/>
-            </w:tcMar>
+        <w:trPr>
+          <w:cantSplit w:val="true"/>
+        </w:trPr>
+        <w:tc>
+          <w:tcPr>
+            <w:tcW w:type="dxa" w:w="3034"/>
             <w:tcBorders>
               <w:top w:val="single" w:sz="8" w:space="0" w:color="404040"/>
               <w:bottom w:val="single" w:sz="8" w:space="0" w:color="404040"/>
@@ -2752,10 +2901,17 @@
               <w:right w:val="single" w:sz="8" w:space="0" w:color="404040"/>
             </w:tcBorders>
             <w:shd w:fill="0A5455" w:val="clear"/>
-          </w:tcPr>
-          <w:p>
-            <w:pPr>
-              <w:spacing w:before="80" w:after="80"/>
+            <w:tcMar>
+              <w:top w:w="80" w:type="dxa"/>
+              <w:bottom w:w="80" w:type="dxa"/>
+              <w:left w:w="80" w:type="dxa"/>
+              <w:right w:w="80" w:type="dxa"/>
+            </w:tcMar>
+          </w:tcPr>
+          <w:p>
+            <w:pPr>
+              <w:spacing w:before="80" w:after="80"/>
+              <w:keepNext w:val="true"/>
             </w:pPr>
             <w:r>
               <w:rPr>
@@ -2778,23 +2934,24 @@
         </w:tc>
         <w:tc>
           <w:tcPr>
-            <w:tcW w:type="dxa" w:w="3024"/>
-            <w:tcMar>
-              <w:top w:w="57" w:type="dxa"/>
-              <w:bottom w:w="57" w:type="dxa"/>
-              <w:left w:w="57" w:type="dxa"/>
-              <w:right w:w="57" w:type="dxa"/>
-            </w:tcMar>
-            <w:tcBorders>
-              <w:top w:val="single" w:sz="8" w:space="0" w:color="404040"/>
-              <w:bottom w:val="single" w:sz="8" w:space="0" w:color="404040"/>
-              <w:left w:val="single" w:sz="8" w:space="0" w:color="404040"/>
-              <w:right w:val="single" w:sz="8" w:space="0" w:color="404040"/>
-            </w:tcBorders>
-          </w:tcPr>
-          <w:p>
-            <w:pPr>
-              <w:spacing w:before="80" w:after="80"/>
+            <w:tcW w:type="dxa" w:w="3391"/>
+            <w:tcBorders>
+              <w:top w:val="single" w:sz="8" w:space="0" w:color="404040"/>
+              <w:bottom w:val="single" w:sz="8" w:space="0" w:color="404040"/>
+              <w:left w:val="single" w:sz="8" w:space="0" w:color="404040"/>
+              <w:right w:val="single" w:sz="8" w:space="0" w:color="404040"/>
+            </w:tcBorders>
+            <w:tcMar>
+              <w:top w:w="80" w:type="dxa"/>
+              <w:bottom w:w="80" w:type="dxa"/>
+              <w:left w:w="80" w:type="dxa"/>
+              <w:right w:w="80" w:type="dxa"/>
+            </w:tcMar>
+          </w:tcPr>
+          <w:p>
+            <w:pPr>
+              <w:spacing w:before="80" w:after="80"/>
+              <w:keepNext w:val="true"/>
             </w:pPr>
             <w:r>
               <w:rPr>
@@ -2815,23 +2972,24 @@
         </w:tc>
         <w:tc>
           <w:tcPr>
-            <w:tcW w:type="dxa" w:w="3024"/>
-            <w:tcMar>
-              <w:top w:w="57" w:type="dxa"/>
-              <w:bottom w:w="57" w:type="dxa"/>
-              <w:left w:w="57" w:type="dxa"/>
-              <w:right w:w="57" w:type="dxa"/>
-            </w:tcMar>
-            <w:tcBorders>
-              <w:top w:val="single" w:sz="8" w:space="0" w:color="404040"/>
-              <w:bottom w:val="single" w:sz="8" w:space="0" w:color="404040"/>
-              <w:left w:val="single" w:sz="8" w:space="0" w:color="404040"/>
-              <w:right w:val="single" w:sz="8" w:space="0" w:color="404040"/>
-            </w:tcBorders>
-          </w:tcPr>
-          <w:p>
-            <w:pPr>
-              <w:spacing w:before="80" w:after="80"/>
+            <w:tcW w:type="dxa" w:w="3213"/>
+            <w:tcBorders>
+              <w:top w:val="single" w:sz="8" w:space="0" w:color="404040"/>
+              <w:bottom w:val="single" w:sz="8" w:space="0" w:color="404040"/>
+              <w:left w:val="single" w:sz="8" w:space="0" w:color="404040"/>
+              <w:right w:val="single" w:sz="8" w:space="0" w:color="404040"/>
+            </w:tcBorders>
+            <w:tcMar>
+              <w:top w:w="80" w:type="dxa"/>
+              <w:bottom w:w="80" w:type="dxa"/>
+              <w:left w:w="80" w:type="dxa"/>
+              <w:right w:w="80" w:type="dxa"/>
+            </w:tcMar>
+          </w:tcPr>
+          <w:p>
+            <w:pPr>
+              <w:spacing w:before="80" w:after="80"/>
+              <w:keepNext w:val="true"/>
             </w:pPr>
             <w:r>
               <w:rPr>
@@ -2852,15 +3010,12 @@
         </w:tc>
       </w:tr>
       <w:tr>
-        <w:tc>
-          <w:tcPr>
-            <w:tcW w:type="dxa" w:w="3024"/>
-            <w:tcMar>
-              <w:top w:w="57" w:type="dxa"/>
-              <w:bottom w:w="57" w:type="dxa"/>
-              <w:left w:w="57" w:type="dxa"/>
-              <w:right w:w="57" w:type="dxa"/>
-            </w:tcMar>
+        <w:trPr>
+          <w:cantSplit w:val="true"/>
+        </w:trPr>
+        <w:tc>
+          <w:tcPr>
+            <w:tcW w:type="dxa" w:w="3034"/>
             <w:tcBorders>
               <w:top w:val="single" w:sz="8" w:space="0" w:color="404040"/>
               <w:bottom w:val="single" w:sz="8" w:space="0" w:color="404040"/>
@@ -2868,6 +3023,12 @@
               <w:right w:val="single" w:sz="8" w:space="0" w:color="404040"/>
             </w:tcBorders>
             <w:shd w:fill="0A5455" w:val="clear"/>
+            <w:tcMar>
+              <w:top w:w="80" w:type="dxa"/>
+              <w:bottom w:w="80" w:type="dxa"/>
+              <w:left w:w="80" w:type="dxa"/>
+              <w:right w:w="80" w:type="dxa"/>
+            </w:tcMar>
           </w:tcPr>
           <w:p>
             <w:pPr>
@@ -2894,19 +3055,19 @@
         </w:tc>
         <w:tc>
           <w:tcPr>
-            <w:tcW w:type="dxa" w:w="3024"/>
-            <w:tcMar>
-              <w:top w:w="57" w:type="dxa"/>
-              <w:bottom w:w="57" w:type="dxa"/>
-              <w:left w:w="57" w:type="dxa"/>
-              <w:right w:w="57" w:type="dxa"/>
-            </w:tcMar>
-            <w:tcBorders>
-              <w:top w:val="single" w:sz="8" w:space="0" w:color="404040"/>
-              <w:bottom w:val="single" w:sz="8" w:space="0" w:color="404040"/>
-              <w:left w:val="single" w:sz="8" w:space="0" w:color="404040"/>
-              <w:right w:val="single" w:sz="8" w:space="0" w:color="404040"/>
-            </w:tcBorders>
+            <w:tcW w:type="dxa" w:w="3391"/>
+            <w:tcBorders>
+              <w:top w:val="single" w:sz="8" w:space="0" w:color="404040"/>
+              <w:bottom w:val="single" w:sz="8" w:space="0" w:color="404040"/>
+              <w:left w:val="single" w:sz="8" w:space="0" w:color="404040"/>
+              <w:right w:val="single" w:sz="8" w:space="0" w:color="404040"/>
+            </w:tcBorders>
+            <w:tcMar>
+              <w:top w:w="80" w:type="dxa"/>
+              <w:bottom w:w="80" w:type="dxa"/>
+              <w:left w:w="80" w:type="dxa"/>
+              <w:right w:w="80" w:type="dxa"/>
+            </w:tcMar>
           </w:tcPr>
           <w:p>
             <w:pPr>
@@ -2931,19 +3092,19 @@
         </w:tc>
         <w:tc>
           <w:tcPr>
-            <w:tcW w:type="dxa" w:w="3024"/>
-            <w:tcMar>
-              <w:top w:w="57" w:type="dxa"/>
-              <w:bottom w:w="57" w:type="dxa"/>
-              <w:left w:w="57" w:type="dxa"/>
-              <w:right w:w="57" w:type="dxa"/>
-            </w:tcMar>
-            <w:tcBorders>
-              <w:top w:val="single" w:sz="8" w:space="0" w:color="404040"/>
-              <w:bottom w:val="single" w:sz="8" w:space="0" w:color="404040"/>
-              <w:left w:val="single" w:sz="8" w:space="0" w:color="404040"/>
-              <w:right w:val="single" w:sz="8" w:space="0" w:color="404040"/>
-            </w:tcBorders>
+            <w:tcW w:type="dxa" w:w="3213"/>
+            <w:tcBorders>
+              <w:top w:val="single" w:sz="8" w:space="0" w:color="404040"/>
+              <w:bottom w:val="single" w:sz="8" w:space="0" w:color="404040"/>
+              <w:left w:val="single" w:sz="8" w:space="0" w:color="404040"/>
+              <w:right w:val="single" w:sz="8" w:space="0" w:color="404040"/>
+            </w:tcBorders>
+            <w:tcMar>
+              <w:top w:w="80" w:type="dxa"/>
+              <w:bottom w:w="80" w:type="dxa"/>
+              <w:left w:w="80" w:type="dxa"/>
+              <w:right w:w="80" w:type="dxa"/>
+            </w:tcMar>
           </w:tcPr>
           <w:p>
             <w:pPr>
@@ -2968,15 +3129,12 @@
         </w:tc>
       </w:tr>
       <w:tr>
-        <w:tc>
-          <w:tcPr>
-            <w:tcW w:type="dxa" w:w="3024"/>
-            <w:tcMar>
-              <w:top w:w="57" w:type="dxa"/>
-              <w:bottom w:w="57" w:type="dxa"/>
-              <w:left w:w="57" w:type="dxa"/>
-              <w:right w:w="57" w:type="dxa"/>
-            </w:tcMar>
+        <w:trPr>
+          <w:cantSplit w:val="true"/>
+        </w:trPr>
+        <w:tc>
+          <w:tcPr>
+            <w:tcW w:type="dxa" w:w="3034"/>
             <w:tcBorders>
               <w:top w:val="single" w:sz="8" w:space="0" w:color="404040"/>
               <w:bottom w:val="single" w:sz="8" w:space="0" w:color="404040"/>
@@ -2984,6 +3142,12 @@
               <w:right w:val="single" w:sz="8" w:space="0" w:color="404040"/>
             </w:tcBorders>
             <w:shd w:fill="0A5455" w:val="clear"/>
+            <w:tcMar>
+              <w:top w:w="80" w:type="dxa"/>
+              <w:bottom w:w="80" w:type="dxa"/>
+              <w:left w:w="80" w:type="dxa"/>
+              <w:right w:w="80" w:type="dxa"/>
+            </w:tcMar>
           </w:tcPr>
           <w:p>
             <w:pPr>
@@ -3010,19 +3174,19 @@
         </w:tc>
         <w:tc>
           <w:tcPr>
-            <w:tcW w:type="dxa" w:w="3024"/>
-            <w:tcMar>
-              <w:top w:w="57" w:type="dxa"/>
-              <w:bottom w:w="57" w:type="dxa"/>
-              <w:left w:w="57" w:type="dxa"/>
-              <w:right w:w="57" w:type="dxa"/>
-            </w:tcMar>
-            <w:tcBorders>
-              <w:top w:val="single" w:sz="8" w:space="0" w:color="404040"/>
-              <w:bottom w:val="single" w:sz="8" w:space="0" w:color="404040"/>
-              <w:left w:val="single" w:sz="8" w:space="0" w:color="404040"/>
-              <w:right w:val="single" w:sz="8" w:space="0" w:color="404040"/>
-            </w:tcBorders>
+            <w:tcW w:type="dxa" w:w="3391"/>
+            <w:tcBorders>
+              <w:top w:val="single" w:sz="8" w:space="0" w:color="404040"/>
+              <w:bottom w:val="single" w:sz="8" w:space="0" w:color="404040"/>
+              <w:left w:val="single" w:sz="8" w:space="0" w:color="404040"/>
+              <w:right w:val="single" w:sz="8" w:space="0" w:color="404040"/>
+            </w:tcBorders>
+            <w:tcMar>
+              <w:top w:w="80" w:type="dxa"/>
+              <w:bottom w:w="80" w:type="dxa"/>
+              <w:left w:w="80" w:type="dxa"/>
+              <w:right w:w="80" w:type="dxa"/>
+            </w:tcMar>
           </w:tcPr>
           <w:p>
             <w:pPr>
@@ -3047,19 +3211,19 @@
         </w:tc>
         <w:tc>
           <w:tcPr>
-            <w:tcW w:type="dxa" w:w="3024"/>
-            <w:tcMar>
-              <w:top w:w="57" w:type="dxa"/>
-              <w:bottom w:w="57" w:type="dxa"/>
-              <w:left w:w="57" w:type="dxa"/>
-              <w:right w:w="57" w:type="dxa"/>
-            </w:tcMar>
-            <w:tcBorders>
-              <w:top w:val="single" w:sz="8" w:space="0" w:color="404040"/>
-              <w:bottom w:val="single" w:sz="8" w:space="0" w:color="404040"/>
-              <w:left w:val="single" w:sz="8" w:space="0" w:color="404040"/>
-              <w:right w:val="single" w:sz="8" w:space="0" w:color="404040"/>
-            </w:tcBorders>
+            <w:tcW w:type="dxa" w:w="3213"/>
+            <w:tcBorders>
+              <w:top w:val="single" w:sz="8" w:space="0" w:color="404040"/>
+              <w:bottom w:val="single" w:sz="8" w:space="0" w:color="404040"/>
+              <w:left w:val="single" w:sz="8" w:space="0" w:color="404040"/>
+              <w:right w:val="single" w:sz="8" w:space="0" w:color="404040"/>
+            </w:tcBorders>
+            <w:tcMar>
+              <w:top w:w="80" w:type="dxa"/>
+              <w:bottom w:w="80" w:type="dxa"/>
+              <w:left w:w="80" w:type="dxa"/>
+              <w:right w:w="80" w:type="dxa"/>
+            </w:tcMar>
           </w:tcPr>
           <w:p>
             <w:pPr>
@@ -3084,15 +3248,12 @@
         </w:tc>
       </w:tr>
       <w:tr>
-        <w:tc>
-          <w:tcPr>
-            <w:tcW w:type="dxa" w:w="3024"/>
-            <w:tcMar>
-              <w:top w:w="57" w:type="dxa"/>
-              <w:bottom w:w="57" w:type="dxa"/>
-              <w:left w:w="57" w:type="dxa"/>
-              <w:right w:w="57" w:type="dxa"/>
-            </w:tcMar>
+        <w:trPr>
+          <w:cantSplit w:val="true"/>
+        </w:trPr>
+        <w:tc>
+          <w:tcPr>
+            <w:tcW w:type="dxa" w:w="3034"/>
             <w:tcBorders>
               <w:top w:val="single" w:sz="8" w:space="0" w:color="404040"/>
               <w:bottom w:val="single" w:sz="8" w:space="0" w:color="404040"/>
@@ -3100,6 +3261,12 @@
               <w:right w:val="single" w:sz="8" w:space="0" w:color="404040"/>
             </w:tcBorders>
             <w:shd w:fill="0A5455" w:val="clear"/>
+            <w:tcMar>
+              <w:top w:w="80" w:type="dxa"/>
+              <w:bottom w:w="80" w:type="dxa"/>
+              <w:left w:w="80" w:type="dxa"/>
+              <w:right w:w="80" w:type="dxa"/>
+            </w:tcMar>
           </w:tcPr>
           <w:p>
             <w:pPr>
@@ -3126,19 +3293,19 @@
         </w:tc>
         <w:tc>
           <w:tcPr>
-            <w:tcW w:type="dxa" w:w="3024"/>
-            <w:tcMar>
-              <w:top w:w="57" w:type="dxa"/>
-              <w:bottom w:w="57" w:type="dxa"/>
-              <w:left w:w="57" w:type="dxa"/>
-              <w:right w:w="57" w:type="dxa"/>
-            </w:tcMar>
-            <w:tcBorders>
-              <w:top w:val="single" w:sz="8" w:space="0" w:color="404040"/>
-              <w:bottom w:val="single" w:sz="8" w:space="0" w:color="404040"/>
-              <w:left w:val="single" w:sz="8" w:space="0" w:color="404040"/>
-              <w:right w:val="single" w:sz="8" w:space="0" w:color="404040"/>
-            </w:tcBorders>
+            <w:tcW w:type="dxa" w:w="3391"/>
+            <w:tcBorders>
+              <w:top w:val="single" w:sz="8" w:space="0" w:color="404040"/>
+              <w:bottom w:val="single" w:sz="8" w:space="0" w:color="404040"/>
+              <w:left w:val="single" w:sz="8" w:space="0" w:color="404040"/>
+              <w:right w:val="single" w:sz="8" w:space="0" w:color="404040"/>
+            </w:tcBorders>
+            <w:tcMar>
+              <w:top w:w="80" w:type="dxa"/>
+              <w:bottom w:w="80" w:type="dxa"/>
+              <w:left w:w="80" w:type="dxa"/>
+              <w:right w:w="80" w:type="dxa"/>
+            </w:tcMar>
           </w:tcPr>
           <w:p>
             <w:pPr>
@@ -3163,19 +3330,19 @@
         </w:tc>
         <w:tc>
           <w:tcPr>
-            <w:tcW w:type="dxa" w:w="3024"/>
-            <w:tcMar>
-              <w:top w:w="57" w:type="dxa"/>
-              <w:bottom w:w="57" w:type="dxa"/>
-              <w:left w:w="57" w:type="dxa"/>
-              <w:right w:w="57" w:type="dxa"/>
-            </w:tcMar>
-            <w:tcBorders>
-              <w:top w:val="single" w:sz="8" w:space="0" w:color="404040"/>
-              <w:bottom w:val="single" w:sz="8" w:space="0" w:color="404040"/>
-              <w:left w:val="single" w:sz="8" w:space="0" w:color="404040"/>
-              <w:right w:val="single" w:sz="8" w:space="0" w:color="404040"/>
-            </w:tcBorders>
+            <w:tcW w:type="dxa" w:w="3213"/>
+            <w:tcBorders>
+              <w:top w:val="single" w:sz="8" w:space="0" w:color="404040"/>
+              <w:bottom w:val="single" w:sz="8" w:space="0" w:color="404040"/>
+              <w:left w:val="single" w:sz="8" w:space="0" w:color="404040"/>
+              <w:right w:val="single" w:sz="8" w:space="0" w:color="404040"/>
+            </w:tcBorders>
+            <w:tcMar>
+              <w:top w:w="80" w:type="dxa"/>
+              <w:bottom w:w="80" w:type="dxa"/>
+              <w:left w:w="80" w:type="dxa"/>
+              <w:right w:w="80" w:type="dxa"/>
+            </w:tcMar>
           </w:tcPr>
           <w:p>
             <w:pPr>
@@ -3200,15 +3367,12 @@
         </w:tc>
       </w:tr>
       <w:tr>
-        <w:tc>
-          <w:tcPr>
-            <w:tcW w:type="dxa" w:w="3024"/>
-            <w:tcMar>
-              <w:top w:w="57" w:type="dxa"/>
-              <w:bottom w:w="57" w:type="dxa"/>
-              <w:left w:w="57" w:type="dxa"/>
-              <w:right w:w="57" w:type="dxa"/>
-            </w:tcMar>
+        <w:trPr>
+          <w:cantSplit w:val="true"/>
+        </w:trPr>
+        <w:tc>
+          <w:tcPr>
+            <w:tcW w:type="dxa" w:w="3034"/>
             <w:tcBorders>
               <w:top w:val="single" w:sz="8" w:space="0" w:color="404040"/>
               <w:bottom w:val="single" w:sz="8" w:space="0" w:color="404040"/>
@@ -3216,6 +3380,12 @@
               <w:right w:val="single" w:sz="8" w:space="0" w:color="404040"/>
             </w:tcBorders>
             <w:shd w:fill="0A5455" w:val="clear"/>
+            <w:tcMar>
+              <w:top w:w="80" w:type="dxa"/>
+              <w:bottom w:w="80" w:type="dxa"/>
+              <w:left w:w="80" w:type="dxa"/>
+              <w:right w:w="80" w:type="dxa"/>
+            </w:tcMar>
           </w:tcPr>
           <w:p>
             <w:pPr>
@@ -3242,19 +3412,19 @@
         </w:tc>
         <w:tc>
           <w:tcPr>
-            <w:tcW w:type="dxa" w:w="3024"/>
-            <w:tcMar>
-              <w:top w:w="57" w:type="dxa"/>
-              <w:bottom w:w="57" w:type="dxa"/>
-              <w:left w:w="57" w:type="dxa"/>
-              <w:right w:w="57" w:type="dxa"/>
-            </w:tcMar>
-            <w:tcBorders>
-              <w:top w:val="single" w:sz="8" w:space="0" w:color="404040"/>
-              <w:bottom w:val="single" w:sz="8" w:space="0" w:color="404040"/>
-              <w:left w:val="single" w:sz="8" w:space="0" w:color="404040"/>
-              <w:right w:val="single" w:sz="8" w:space="0" w:color="404040"/>
-            </w:tcBorders>
+            <w:tcW w:type="dxa" w:w="3391"/>
+            <w:tcBorders>
+              <w:top w:val="single" w:sz="8" w:space="0" w:color="404040"/>
+              <w:bottom w:val="single" w:sz="8" w:space="0" w:color="404040"/>
+              <w:left w:val="single" w:sz="8" w:space="0" w:color="404040"/>
+              <w:right w:val="single" w:sz="8" w:space="0" w:color="404040"/>
+            </w:tcBorders>
+            <w:tcMar>
+              <w:top w:w="80" w:type="dxa"/>
+              <w:bottom w:w="80" w:type="dxa"/>
+              <w:left w:w="80" w:type="dxa"/>
+              <w:right w:w="80" w:type="dxa"/>
+            </w:tcMar>
           </w:tcPr>
           <w:p>
             <w:pPr>
@@ -3279,19 +3449,19 @@
         </w:tc>
         <w:tc>
           <w:tcPr>
-            <w:tcW w:type="dxa" w:w="3024"/>
-            <w:tcMar>
-              <w:top w:w="57" w:type="dxa"/>
-              <w:bottom w:w="57" w:type="dxa"/>
-              <w:left w:w="57" w:type="dxa"/>
-              <w:right w:w="57" w:type="dxa"/>
-            </w:tcMar>
-            <w:tcBorders>
-              <w:top w:val="single" w:sz="8" w:space="0" w:color="404040"/>
-              <w:bottom w:val="single" w:sz="8" w:space="0" w:color="404040"/>
-              <w:left w:val="single" w:sz="8" w:space="0" w:color="404040"/>
-              <w:right w:val="single" w:sz="8" w:space="0" w:color="404040"/>
-            </w:tcBorders>
+            <w:tcW w:type="dxa" w:w="3213"/>
+            <w:tcBorders>
+              <w:top w:val="single" w:sz="8" w:space="0" w:color="404040"/>
+              <w:bottom w:val="single" w:sz="8" w:space="0" w:color="404040"/>
+              <w:left w:val="single" w:sz="8" w:space="0" w:color="404040"/>
+              <w:right w:val="single" w:sz="8" w:space="0" w:color="404040"/>
+            </w:tcBorders>
+            <w:tcMar>
+              <w:top w:w="80" w:type="dxa"/>
+              <w:bottom w:w="80" w:type="dxa"/>
+              <w:left w:w="80" w:type="dxa"/>
+              <w:right w:w="80" w:type="dxa"/>
+            </w:tcMar>
           </w:tcPr>
           <w:p>
             <w:pPr>
@@ -3316,15 +3486,12 @@
         </w:tc>
       </w:tr>
       <w:tr>
-        <w:tc>
-          <w:tcPr>
-            <w:tcW w:type="dxa" w:w="3024"/>
-            <w:tcMar>
-              <w:top w:w="57" w:type="dxa"/>
-              <w:bottom w:w="57" w:type="dxa"/>
-              <w:left w:w="57" w:type="dxa"/>
-              <w:right w:w="57" w:type="dxa"/>
-            </w:tcMar>
+        <w:trPr>
+          <w:cantSplit w:val="true"/>
+        </w:trPr>
+        <w:tc>
+          <w:tcPr>
+            <w:tcW w:type="dxa" w:w="3034"/>
             <w:tcBorders>
               <w:top w:val="single" w:sz="8" w:space="0" w:color="404040"/>
               <w:bottom w:val="single" w:sz="8" w:space="0" w:color="404040"/>
@@ -3332,6 +3499,12 @@
               <w:right w:val="single" w:sz="8" w:space="0" w:color="404040"/>
             </w:tcBorders>
             <w:shd w:fill="0A5455" w:val="clear"/>
+            <w:tcMar>
+              <w:top w:w="80" w:type="dxa"/>
+              <w:bottom w:w="80" w:type="dxa"/>
+              <w:left w:w="80" w:type="dxa"/>
+              <w:right w:w="80" w:type="dxa"/>
+            </w:tcMar>
           </w:tcPr>
           <w:p>
             <w:pPr>
@@ -3358,19 +3531,19 @@
         </w:tc>
         <w:tc>
           <w:tcPr>
-            <w:tcW w:type="dxa" w:w="3024"/>
-            <w:tcMar>
-              <w:top w:w="57" w:type="dxa"/>
-              <w:bottom w:w="57" w:type="dxa"/>
-              <w:left w:w="57" w:type="dxa"/>
-              <w:right w:w="57" w:type="dxa"/>
-            </w:tcMar>
-            <w:tcBorders>
-              <w:top w:val="single" w:sz="8" w:space="0" w:color="404040"/>
-              <w:bottom w:val="single" w:sz="8" w:space="0" w:color="404040"/>
-              <w:left w:val="single" w:sz="8" w:space="0" w:color="404040"/>
-              <w:right w:val="single" w:sz="8" w:space="0" w:color="404040"/>
-            </w:tcBorders>
+            <w:tcW w:type="dxa" w:w="3391"/>
+            <w:tcBorders>
+              <w:top w:val="single" w:sz="8" w:space="0" w:color="404040"/>
+              <w:bottom w:val="single" w:sz="8" w:space="0" w:color="404040"/>
+              <w:left w:val="single" w:sz="8" w:space="0" w:color="404040"/>
+              <w:right w:val="single" w:sz="8" w:space="0" w:color="404040"/>
+            </w:tcBorders>
+            <w:tcMar>
+              <w:top w:w="80" w:type="dxa"/>
+              <w:bottom w:w="80" w:type="dxa"/>
+              <w:left w:w="80" w:type="dxa"/>
+              <w:right w:w="80" w:type="dxa"/>
+            </w:tcMar>
           </w:tcPr>
           <w:p>
             <w:pPr>
@@ -3394,19 +3567,19 @@
         </w:tc>
         <w:tc>
           <w:tcPr>
-            <w:tcW w:type="dxa" w:w="3024"/>
-            <w:tcMar>
-              <w:top w:w="57" w:type="dxa"/>
-              <w:bottom w:w="57" w:type="dxa"/>
-              <w:left w:w="57" w:type="dxa"/>
-              <w:right w:w="57" w:type="dxa"/>
-            </w:tcMar>
-            <w:tcBorders>
-              <w:top w:val="single" w:sz="8" w:space="0" w:color="404040"/>
-              <w:bottom w:val="single" w:sz="8" w:space="0" w:color="404040"/>
-              <w:left w:val="single" w:sz="8" w:space="0" w:color="404040"/>
-              <w:right w:val="single" w:sz="8" w:space="0" w:color="404040"/>
-            </w:tcBorders>
+            <w:tcW w:type="dxa" w:w="3213"/>
+            <w:tcBorders>
+              <w:top w:val="single" w:sz="8" w:space="0" w:color="404040"/>
+              <w:bottom w:val="single" w:sz="8" w:space="0" w:color="404040"/>
+              <w:left w:val="single" w:sz="8" w:space="0" w:color="404040"/>
+              <w:right w:val="single" w:sz="8" w:space="0" w:color="404040"/>
+            </w:tcBorders>
+            <w:tcMar>
+              <w:top w:w="80" w:type="dxa"/>
+              <w:bottom w:w="80" w:type="dxa"/>
+              <w:left w:w="80" w:type="dxa"/>
+              <w:right w:w="80" w:type="dxa"/>
+            </w:tcMar>
           </w:tcPr>
           <w:p>
             <w:pPr>
@@ -3431,15 +3604,12 @@
         </w:tc>
       </w:tr>
       <w:tr>
-        <w:tc>
-          <w:tcPr>
-            <w:tcW w:type="dxa" w:w="3024"/>
-            <w:tcMar>
-              <w:top w:w="57" w:type="dxa"/>
-              <w:bottom w:w="57" w:type="dxa"/>
-              <w:left w:w="57" w:type="dxa"/>
-              <w:right w:w="57" w:type="dxa"/>
-            </w:tcMar>
+        <w:trPr>
+          <w:cantSplit w:val="true"/>
+        </w:trPr>
+        <w:tc>
+          <w:tcPr>
+            <w:tcW w:type="dxa" w:w="3034"/>
             <w:tcBorders>
               <w:top w:val="single" w:sz="8" w:space="0" w:color="404040"/>
               <w:bottom w:val="single" w:sz="8" w:space="0" w:color="404040"/>
@@ -3447,6 +3617,12 @@
               <w:right w:val="single" w:sz="8" w:space="0" w:color="404040"/>
             </w:tcBorders>
             <w:shd w:fill="0A5455" w:val="clear"/>
+            <w:tcMar>
+              <w:top w:w="80" w:type="dxa"/>
+              <w:bottom w:w="80" w:type="dxa"/>
+              <w:left w:w="80" w:type="dxa"/>
+              <w:right w:w="80" w:type="dxa"/>
+            </w:tcMar>
           </w:tcPr>
           <w:p>
             <w:pPr>
@@ -3473,19 +3649,19 @@
         </w:tc>
         <w:tc>
           <w:tcPr>
-            <w:tcW w:type="dxa" w:w="3024"/>
-            <w:tcMar>
-              <w:top w:w="57" w:type="dxa"/>
-              <w:bottom w:w="57" w:type="dxa"/>
-              <w:left w:w="57" w:type="dxa"/>
-              <w:right w:w="57" w:type="dxa"/>
-            </w:tcMar>
-            <w:tcBorders>
-              <w:top w:val="single" w:sz="8" w:space="0" w:color="404040"/>
-              <w:bottom w:val="single" w:sz="8" w:space="0" w:color="404040"/>
-              <w:left w:val="single" w:sz="8" w:space="0" w:color="404040"/>
-              <w:right w:val="single" w:sz="8" w:space="0" w:color="404040"/>
-            </w:tcBorders>
+            <w:tcW w:type="dxa" w:w="3391"/>
+            <w:tcBorders>
+              <w:top w:val="single" w:sz="8" w:space="0" w:color="404040"/>
+              <w:bottom w:val="single" w:sz="8" w:space="0" w:color="404040"/>
+              <w:left w:val="single" w:sz="8" w:space="0" w:color="404040"/>
+              <w:right w:val="single" w:sz="8" w:space="0" w:color="404040"/>
+            </w:tcBorders>
+            <w:tcMar>
+              <w:top w:w="80" w:type="dxa"/>
+              <w:bottom w:w="80" w:type="dxa"/>
+              <w:left w:w="80" w:type="dxa"/>
+              <w:right w:w="80" w:type="dxa"/>
+            </w:tcMar>
           </w:tcPr>
           <w:p>
             <w:pPr>
@@ -3509,19 +3685,19 @@
         </w:tc>
         <w:tc>
           <w:tcPr>
-            <w:tcW w:type="dxa" w:w="3024"/>
-            <w:tcMar>
-              <w:top w:w="57" w:type="dxa"/>
-              <w:bottom w:w="57" w:type="dxa"/>
-              <w:left w:w="57" w:type="dxa"/>
-              <w:right w:w="57" w:type="dxa"/>
-            </w:tcMar>
-            <w:tcBorders>
-              <w:top w:val="single" w:sz="8" w:space="0" w:color="404040"/>
-              <w:bottom w:val="single" w:sz="8" w:space="0" w:color="404040"/>
-              <w:left w:val="single" w:sz="8" w:space="0" w:color="404040"/>
-              <w:right w:val="single" w:sz="8" w:space="0" w:color="404040"/>
-            </w:tcBorders>
+            <w:tcW w:type="dxa" w:w="3213"/>
+            <w:tcBorders>
+              <w:top w:val="single" w:sz="8" w:space="0" w:color="404040"/>
+              <w:bottom w:val="single" w:sz="8" w:space="0" w:color="404040"/>
+              <w:left w:val="single" w:sz="8" w:space="0" w:color="404040"/>
+              <w:right w:val="single" w:sz="8" w:space="0" w:color="404040"/>
+            </w:tcBorders>
+            <w:tcMar>
+              <w:top w:w="80" w:type="dxa"/>
+              <w:bottom w:w="80" w:type="dxa"/>
+              <w:left w:w="80" w:type="dxa"/>
+              <w:right w:w="80" w:type="dxa"/>
+            </w:tcMar>
           </w:tcPr>
           <w:p>
             <w:pPr>
@@ -3546,15 +3722,12 @@
         </w:tc>
       </w:tr>
       <w:tr>
-        <w:tc>
-          <w:tcPr>
-            <w:tcW w:type="dxa" w:w="3024"/>
-            <w:tcMar>
-              <w:top w:w="57" w:type="dxa"/>
-              <w:bottom w:w="57" w:type="dxa"/>
-              <w:left w:w="57" w:type="dxa"/>
-              <w:right w:w="57" w:type="dxa"/>
-            </w:tcMar>
+        <w:trPr>
+          <w:cantSplit w:val="true"/>
+        </w:trPr>
+        <w:tc>
+          <w:tcPr>
+            <w:tcW w:type="dxa" w:w="3034"/>
             <w:tcBorders>
               <w:top w:val="single" w:sz="8" w:space="0" w:color="404040"/>
               <w:bottom w:val="single" w:sz="8" w:space="0" w:color="404040"/>
@@ -3562,6 +3735,12 @@
               <w:right w:val="single" w:sz="8" w:space="0" w:color="404040"/>
             </w:tcBorders>
             <w:shd w:fill="0A5455" w:val="clear"/>
+            <w:tcMar>
+              <w:top w:w="80" w:type="dxa"/>
+              <w:bottom w:w="80" w:type="dxa"/>
+              <w:left w:w="80" w:type="dxa"/>
+              <w:right w:w="80" w:type="dxa"/>
+            </w:tcMar>
           </w:tcPr>
           <w:p>
             <w:pPr>
@@ -3588,19 +3767,19 @@
         </w:tc>
         <w:tc>
           <w:tcPr>
-            <w:tcW w:type="dxa" w:w="3024"/>
-            <w:tcMar>
-              <w:top w:w="57" w:type="dxa"/>
-              <w:bottom w:w="57" w:type="dxa"/>
-              <w:left w:w="57" w:type="dxa"/>
-              <w:right w:w="57" w:type="dxa"/>
-            </w:tcMar>
-            <w:tcBorders>
-              <w:top w:val="single" w:sz="8" w:space="0" w:color="404040"/>
-              <w:bottom w:val="single" w:sz="8" w:space="0" w:color="404040"/>
-              <w:left w:val="single" w:sz="8" w:space="0" w:color="404040"/>
-              <w:right w:val="single" w:sz="8" w:space="0" w:color="404040"/>
-            </w:tcBorders>
+            <w:tcW w:type="dxa" w:w="3391"/>
+            <w:tcBorders>
+              <w:top w:val="single" w:sz="8" w:space="0" w:color="404040"/>
+              <w:bottom w:val="single" w:sz="8" w:space="0" w:color="404040"/>
+              <w:left w:val="single" w:sz="8" w:space="0" w:color="404040"/>
+              <w:right w:val="single" w:sz="8" w:space="0" w:color="404040"/>
+            </w:tcBorders>
+            <w:tcMar>
+              <w:top w:w="80" w:type="dxa"/>
+              <w:bottom w:w="80" w:type="dxa"/>
+              <w:left w:w="80" w:type="dxa"/>
+              <w:right w:w="80" w:type="dxa"/>
+            </w:tcMar>
           </w:tcPr>
           <w:p>
             <w:pPr>
@@ -3624,19 +3803,19 @@
         </w:tc>
         <w:tc>
           <w:tcPr>
-            <w:tcW w:type="dxa" w:w="3024"/>
-            <w:tcMar>
-              <w:top w:w="57" w:type="dxa"/>
-              <w:bottom w:w="57" w:type="dxa"/>
-              <w:left w:w="57" w:type="dxa"/>
-              <w:right w:w="57" w:type="dxa"/>
-            </w:tcMar>
-            <w:tcBorders>
-              <w:top w:val="single" w:sz="8" w:space="0" w:color="404040"/>
-              <w:bottom w:val="single" w:sz="8" w:space="0" w:color="404040"/>
-              <w:left w:val="single" w:sz="8" w:space="0" w:color="404040"/>
-              <w:right w:val="single" w:sz="8" w:space="0" w:color="404040"/>
-            </w:tcBorders>
+            <w:tcW w:type="dxa" w:w="3213"/>
+            <w:tcBorders>
+              <w:top w:val="single" w:sz="8" w:space="0" w:color="404040"/>
+              <w:bottom w:val="single" w:sz="8" w:space="0" w:color="404040"/>
+              <w:left w:val="single" w:sz="8" w:space="0" w:color="404040"/>
+              <w:right w:val="single" w:sz="8" w:space="0" w:color="404040"/>
+            </w:tcBorders>
+            <w:tcMar>
+              <w:top w:w="80" w:type="dxa"/>
+              <w:bottom w:w="80" w:type="dxa"/>
+              <w:left w:w="80" w:type="dxa"/>
+              <w:right w:w="80" w:type="dxa"/>
+            </w:tcMar>
           </w:tcPr>
           <w:p>
             <w:pPr>
@@ -3661,15 +3840,12 @@
         </w:tc>
       </w:tr>
       <w:tr>
-        <w:tc>
-          <w:tcPr>
-            <w:tcW w:type="dxa" w:w="3024"/>
-            <w:tcMar>
-              <w:top w:w="57" w:type="dxa"/>
-              <w:bottom w:w="57" w:type="dxa"/>
-              <w:left w:w="57" w:type="dxa"/>
-              <w:right w:w="57" w:type="dxa"/>
-            </w:tcMar>
+        <w:trPr>
+          <w:cantSplit w:val="true"/>
+        </w:trPr>
+        <w:tc>
+          <w:tcPr>
+            <w:tcW w:type="dxa" w:w="3034"/>
             <w:tcBorders>
               <w:top w:val="single" w:sz="8" w:space="0" w:color="404040"/>
               <w:bottom w:val="single" w:sz="8" w:space="0" w:color="404040"/>
@@ -3677,6 +3853,12 @@
               <w:right w:val="single" w:sz="8" w:space="0" w:color="404040"/>
             </w:tcBorders>
             <w:shd w:fill="0A5455" w:val="clear"/>
+            <w:tcMar>
+              <w:top w:w="80" w:type="dxa"/>
+              <w:bottom w:w="80" w:type="dxa"/>
+              <w:left w:w="80" w:type="dxa"/>
+              <w:right w:w="80" w:type="dxa"/>
+            </w:tcMar>
           </w:tcPr>
           <w:p>
             <w:pPr>
@@ -3703,19 +3885,19 @@
         </w:tc>
         <w:tc>
           <w:tcPr>
-            <w:tcW w:type="dxa" w:w="3024"/>
-            <w:tcMar>
-              <w:top w:w="57" w:type="dxa"/>
-              <w:bottom w:w="57" w:type="dxa"/>
-              <w:left w:w="57" w:type="dxa"/>
-              <w:right w:w="57" w:type="dxa"/>
-            </w:tcMar>
-            <w:tcBorders>
-              <w:top w:val="single" w:sz="8" w:space="0" w:color="404040"/>
-              <w:bottom w:val="single" w:sz="8" w:space="0" w:color="404040"/>
-              <w:left w:val="single" w:sz="8" w:space="0" w:color="404040"/>
-              <w:right w:val="single" w:sz="8" w:space="0" w:color="404040"/>
-            </w:tcBorders>
+            <w:tcW w:type="dxa" w:w="3391"/>
+            <w:tcBorders>
+              <w:top w:val="single" w:sz="8" w:space="0" w:color="404040"/>
+              <w:bottom w:val="single" w:sz="8" w:space="0" w:color="404040"/>
+              <w:left w:val="single" w:sz="8" w:space="0" w:color="404040"/>
+              <w:right w:val="single" w:sz="8" w:space="0" w:color="404040"/>
+            </w:tcBorders>
+            <w:tcMar>
+              <w:top w:w="80" w:type="dxa"/>
+              <w:bottom w:w="80" w:type="dxa"/>
+              <w:left w:w="80" w:type="dxa"/>
+              <w:right w:w="80" w:type="dxa"/>
+            </w:tcMar>
           </w:tcPr>
           <w:p>
             <w:pPr>
@@ -3739,19 +3921,19 @@
         </w:tc>
         <w:tc>
           <w:tcPr>
-            <w:tcW w:type="dxa" w:w="3024"/>
-            <w:tcMar>
-              <w:top w:w="57" w:type="dxa"/>
-              <w:bottom w:w="57" w:type="dxa"/>
-              <w:left w:w="57" w:type="dxa"/>
-              <w:right w:w="57" w:type="dxa"/>
-            </w:tcMar>
-            <w:tcBorders>
-              <w:top w:val="single" w:sz="8" w:space="0" w:color="404040"/>
-              <w:bottom w:val="single" w:sz="8" w:space="0" w:color="404040"/>
-              <w:left w:val="single" w:sz="8" w:space="0" w:color="404040"/>
-              <w:right w:val="single" w:sz="8" w:space="0" w:color="404040"/>
-            </w:tcBorders>
+            <w:tcW w:type="dxa" w:w="3213"/>
+            <w:tcBorders>
+              <w:top w:val="single" w:sz="8" w:space="0" w:color="404040"/>
+              <w:bottom w:val="single" w:sz="8" w:space="0" w:color="404040"/>
+              <w:left w:val="single" w:sz="8" w:space="0" w:color="404040"/>
+              <w:right w:val="single" w:sz="8" w:space="0" w:color="404040"/>
+            </w:tcBorders>
+            <w:tcMar>
+              <w:top w:w="80" w:type="dxa"/>
+              <w:bottom w:w="80" w:type="dxa"/>
+              <w:left w:w="80" w:type="dxa"/>
+              <w:right w:w="80" w:type="dxa"/>
+            </w:tcMar>
           </w:tcPr>
           <w:p>
             <w:pPr>
@@ -3776,15 +3958,12 @@
         </w:tc>
       </w:tr>
       <w:tr>
-        <w:tc>
-          <w:tcPr>
-            <w:tcW w:type="dxa" w:w="3024"/>
-            <w:tcMar>
-              <w:top w:w="57" w:type="dxa"/>
-              <w:bottom w:w="57" w:type="dxa"/>
-              <w:left w:w="57" w:type="dxa"/>
-              <w:right w:w="57" w:type="dxa"/>
-            </w:tcMar>
+        <w:trPr>
+          <w:cantSplit w:val="true"/>
+        </w:trPr>
+        <w:tc>
+          <w:tcPr>
+            <w:tcW w:type="dxa" w:w="3034"/>
             <w:tcBorders>
               <w:top w:val="single" w:sz="8" w:space="0" w:color="404040"/>
               <w:bottom w:val="single" w:sz="8" w:space="0" w:color="404040"/>
@@ -3792,6 +3971,12 @@
               <w:right w:val="single" w:sz="8" w:space="0" w:color="404040"/>
             </w:tcBorders>
             <w:shd w:fill="0A5455" w:val="clear"/>
+            <w:tcMar>
+              <w:top w:w="80" w:type="dxa"/>
+              <w:bottom w:w="80" w:type="dxa"/>
+              <w:left w:w="80" w:type="dxa"/>
+              <w:right w:w="80" w:type="dxa"/>
+            </w:tcMar>
           </w:tcPr>
           <w:p>
             <w:pPr>
@@ -3818,19 +4003,19 @@
         </w:tc>
         <w:tc>
           <w:tcPr>
-            <w:tcW w:type="dxa" w:w="3024"/>
-            <w:tcMar>
-              <w:top w:w="57" w:type="dxa"/>
-              <w:bottom w:w="57" w:type="dxa"/>
-              <w:left w:w="57" w:type="dxa"/>
-              <w:right w:w="57" w:type="dxa"/>
-            </w:tcMar>
-            <w:tcBorders>
-              <w:top w:val="single" w:sz="8" w:space="0" w:color="404040"/>
-              <w:bottom w:val="single" w:sz="8" w:space="0" w:color="404040"/>
-              <w:left w:val="single" w:sz="8" w:space="0" w:color="404040"/>
-              <w:right w:val="single" w:sz="8" w:space="0" w:color="404040"/>
-            </w:tcBorders>
+            <w:tcW w:type="dxa" w:w="3391"/>
+            <w:tcBorders>
+              <w:top w:val="single" w:sz="8" w:space="0" w:color="404040"/>
+              <w:bottom w:val="single" w:sz="8" w:space="0" w:color="404040"/>
+              <w:left w:val="single" w:sz="8" w:space="0" w:color="404040"/>
+              <w:right w:val="single" w:sz="8" w:space="0" w:color="404040"/>
+            </w:tcBorders>
+            <w:tcMar>
+              <w:top w:w="80" w:type="dxa"/>
+              <w:bottom w:w="80" w:type="dxa"/>
+              <w:left w:w="80" w:type="dxa"/>
+              <w:right w:w="80" w:type="dxa"/>
+            </w:tcMar>
           </w:tcPr>
           <w:p>
             <w:pPr>
@@ -3854,19 +4039,19 @@
         </w:tc>
         <w:tc>
           <w:tcPr>
-            <w:tcW w:type="dxa" w:w="3024"/>
-            <w:tcMar>
-              <w:top w:w="57" w:type="dxa"/>
-              <w:bottom w:w="57" w:type="dxa"/>
-              <w:left w:w="57" w:type="dxa"/>
-              <w:right w:w="57" w:type="dxa"/>
-            </w:tcMar>
-            <w:tcBorders>
-              <w:top w:val="single" w:sz="8" w:space="0" w:color="404040"/>
-              <w:bottom w:val="single" w:sz="8" w:space="0" w:color="404040"/>
-              <w:left w:val="single" w:sz="8" w:space="0" w:color="404040"/>
-              <w:right w:val="single" w:sz="8" w:space="0" w:color="404040"/>
-            </w:tcBorders>
+            <w:tcW w:type="dxa" w:w="3213"/>
+            <w:tcBorders>
+              <w:top w:val="single" w:sz="8" w:space="0" w:color="404040"/>
+              <w:bottom w:val="single" w:sz="8" w:space="0" w:color="404040"/>
+              <w:left w:val="single" w:sz="8" w:space="0" w:color="404040"/>
+              <w:right w:val="single" w:sz="8" w:space="0" w:color="404040"/>
+            </w:tcBorders>
+            <w:tcMar>
+              <w:top w:w="80" w:type="dxa"/>
+              <w:bottom w:w="80" w:type="dxa"/>
+              <w:left w:w="80" w:type="dxa"/>
+              <w:right w:w="80" w:type="dxa"/>
+            </w:tcMar>
           </w:tcPr>
           <w:p>
             <w:pPr>
@@ -3891,15 +4076,12 @@
         </w:tc>
       </w:tr>
       <w:tr>
-        <w:tc>
-          <w:tcPr>
-            <w:tcW w:type="dxa" w:w="3024"/>
-            <w:tcMar>
-              <w:top w:w="57" w:type="dxa"/>
-              <w:bottom w:w="57" w:type="dxa"/>
-              <w:left w:w="57" w:type="dxa"/>
-              <w:right w:w="57" w:type="dxa"/>
-            </w:tcMar>
+        <w:trPr>
+          <w:cantSplit w:val="true"/>
+        </w:trPr>
+        <w:tc>
+          <w:tcPr>
+            <w:tcW w:type="dxa" w:w="3034"/>
             <w:tcBorders>
               <w:top w:val="single" w:sz="8" w:space="0" w:color="404040"/>
               <w:bottom w:val="single" w:sz="8" w:space="0" w:color="404040"/>
@@ -3907,6 +4089,12 @@
               <w:right w:val="single" w:sz="8" w:space="0" w:color="404040"/>
             </w:tcBorders>
             <w:shd w:fill="0A5455" w:val="clear"/>
+            <w:tcMar>
+              <w:top w:w="80" w:type="dxa"/>
+              <w:bottom w:w="80" w:type="dxa"/>
+              <w:left w:w="80" w:type="dxa"/>
+              <w:right w:w="80" w:type="dxa"/>
+            </w:tcMar>
           </w:tcPr>
           <w:p>
             <w:pPr>
@@ -3933,19 +4121,19 @@
         </w:tc>
         <w:tc>
           <w:tcPr>
-            <w:tcW w:type="dxa" w:w="3024"/>
-            <w:tcMar>
-              <w:top w:w="57" w:type="dxa"/>
-              <w:bottom w:w="57" w:type="dxa"/>
-              <w:left w:w="57" w:type="dxa"/>
-              <w:right w:w="57" w:type="dxa"/>
-            </w:tcMar>
-            <w:tcBorders>
-              <w:top w:val="single" w:sz="8" w:space="0" w:color="404040"/>
-              <w:bottom w:val="single" w:sz="8" w:space="0" w:color="404040"/>
-              <w:left w:val="single" w:sz="8" w:space="0" w:color="404040"/>
-              <w:right w:val="single" w:sz="8" w:space="0" w:color="404040"/>
-            </w:tcBorders>
+            <w:tcW w:type="dxa" w:w="3391"/>
+            <w:tcBorders>
+              <w:top w:val="single" w:sz="8" w:space="0" w:color="404040"/>
+              <w:bottom w:val="single" w:sz="8" w:space="0" w:color="404040"/>
+              <w:left w:val="single" w:sz="8" w:space="0" w:color="404040"/>
+              <w:right w:val="single" w:sz="8" w:space="0" w:color="404040"/>
+            </w:tcBorders>
+            <w:tcMar>
+              <w:top w:w="80" w:type="dxa"/>
+              <w:bottom w:w="80" w:type="dxa"/>
+              <w:left w:w="80" w:type="dxa"/>
+              <w:right w:w="80" w:type="dxa"/>
+            </w:tcMar>
           </w:tcPr>
           <w:p>
             <w:pPr>
@@ -3969,19 +4157,19 @@
         </w:tc>
         <w:tc>
           <w:tcPr>
-            <w:tcW w:type="dxa" w:w="3024"/>
-            <w:tcMar>
-              <w:top w:w="57" w:type="dxa"/>
-              <w:bottom w:w="57" w:type="dxa"/>
-              <w:left w:w="57" w:type="dxa"/>
-              <w:right w:w="57" w:type="dxa"/>
-            </w:tcMar>
-            <w:tcBorders>
-              <w:top w:val="single" w:sz="8" w:space="0" w:color="404040"/>
-              <w:bottom w:val="single" w:sz="8" w:space="0" w:color="404040"/>
-              <w:left w:val="single" w:sz="8" w:space="0" w:color="404040"/>
-              <w:right w:val="single" w:sz="8" w:space="0" w:color="404040"/>
-            </w:tcBorders>
+            <w:tcW w:type="dxa" w:w="3213"/>
+            <w:tcBorders>
+              <w:top w:val="single" w:sz="8" w:space="0" w:color="404040"/>
+              <w:bottom w:val="single" w:sz="8" w:space="0" w:color="404040"/>
+              <w:left w:val="single" w:sz="8" w:space="0" w:color="404040"/>
+              <w:right w:val="single" w:sz="8" w:space="0" w:color="404040"/>
+            </w:tcBorders>
+            <w:tcMar>
+              <w:top w:w="80" w:type="dxa"/>
+              <w:bottom w:w="80" w:type="dxa"/>
+              <w:left w:w="80" w:type="dxa"/>
+              <w:right w:w="80" w:type="dxa"/>
+            </w:tcMar>
           </w:tcPr>
           <w:p>
             <w:pPr>
@@ -4006,15 +4194,12 @@
         </w:tc>
       </w:tr>
       <w:tr>
-        <w:tc>
-          <w:tcPr>
-            <w:tcW w:type="dxa" w:w="3024"/>
-            <w:tcMar>
-              <w:top w:w="57" w:type="dxa"/>
-              <w:bottom w:w="57" w:type="dxa"/>
-              <w:left w:w="57" w:type="dxa"/>
-              <w:right w:w="57" w:type="dxa"/>
-            </w:tcMar>
+        <w:trPr>
+          <w:cantSplit w:val="true"/>
+        </w:trPr>
+        <w:tc>
+          <w:tcPr>
+            <w:tcW w:type="dxa" w:w="3034"/>
             <w:tcBorders>
               <w:top w:val="single" w:sz="8" w:space="0" w:color="404040"/>
               <w:bottom w:val="single" w:sz="8" w:space="0" w:color="404040"/>
@@ -4022,6 +4207,12 @@
               <w:right w:val="single" w:sz="8" w:space="0" w:color="404040"/>
             </w:tcBorders>
             <w:shd w:fill="0A5455" w:val="clear"/>
+            <w:tcMar>
+              <w:top w:w="80" w:type="dxa"/>
+              <w:bottom w:w="80" w:type="dxa"/>
+              <w:left w:w="80" w:type="dxa"/>
+              <w:right w:w="80" w:type="dxa"/>
+            </w:tcMar>
           </w:tcPr>
           <w:p>
             <w:pPr>
@@ -4048,19 +4239,19 @@
         </w:tc>
         <w:tc>
           <w:tcPr>
-            <w:tcW w:type="dxa" w:w="3024"/>
-            <w:tcMar>
-              <w:top w:w="57" w:type="dxa"/>
-              <w:bottom w:w="57" w:type="dxa"/>
-              <w:left w:w="57" w:type="dxa"/>
-              <w:right w:w="57" w:type="dxa"/>
-            </w:tcMar>
-            <w:tcBorders>
-              <w:top w:val="single" w:sz="8" w:space="0" w:color="404040"/>
-              <w:bottom w:val="single" w:sz="8" w:space="0" w:color="404040"/>
-              <w:left w:val="single" w:sz="8" w:space="0" w:color="404040"/>
-              <w:right w:val="single" w:sz="8" w:space="0" w:color="404040"/>
-            </w:tcBorders>
+            <w:tcW w:type="dxa" w:w="3391"/>
+            <w:tcBorders>
+              <w:top w:val="single" w:sz="8" w:space="0" w:color="404040"/>
+              <w:bottom w:val="single" w:sz="8" w:space="0" w:color="404040"/>
+              <w:left w:val="single" w:sz="8" w:space="0" w:color="404040"/>
+              <w:right w:val="single" w:sz="8" w:space="0" w:color="404040"/>
+            </w:tcBorders>
+            <w:tcMar>
+              <w:top w:w="80" w:type="dxa"/>
+              <w:bottom w:w="80" w:type="dxa"/>
+              <w:left w:w="80" w:type="dxa"/>
+              <w:right w:w="80" w:type="dxa"/>
+            </w:tcMar>
           </w:tcPr>
           <w:p>
             <w:pPr>
@@ -4084,19 +4275,19 @@
         </w:tc>
         <w:tc>
           <w:tcPr>
-            <w:tcW w:type="dxa" w:w="3024"/>
-            <w:tcMar>
-              <w:top w:w="57" w:type="dxa"/>
-              <w:bottom w:w="57" w:type="dxa"/>
-              <w:left w:w="57" w:type="dxa"/>
-              <w:right w:w="57" w:type="dxa"/>
-            </w:tcMar>
-            <w:tcBorders>
-              <w:top w:val="single" w:sz="8" w:space="0" w:color="404040"/>
-              <w:bottom w:val="single" w:sz="8" w:space="0" w:color="404040"/>
-              <w:left w:val="single" w:sz="8" w:space="0" w:color="404040"/>
-              <w:right w:val="single" w:sz="8" w:space="0" w:color="404040"/>
-            </w:tcBorders>
+            <w:tcW w:type="dxa" w:w="3213"/>
+            <w:tcBorders>
+              <w:top w:val="single" w:sz="8" w:space="0" w:color="404040"/>
+              <w:bottom w:val="single" w:sz="8" w:space="0" w:color="404040"/>
+              <w:left w:val="single" w:sz="8" w:space="0" w:color="404040"/>
+              <w:right w:val="single" w:sz="8" w:space="0" w:color="404040"/>
+            </w:tcBorders>
+            <w:tcMar>
+              <w:top w:w="80" w:type="dxa"/>
+              <w:bottom w:w="80" w:type="dxa"/>
+              <w:left w:w="80" w:type="dxa"/>
+              <w:right w:w="80" w:type="dxa"/>
+            </w:tcMar>
           </w:tcPr>
           <w:p>
             <w:pPr>
@@ -4122,7 +4313,10 @@
       </w:tr>
     </w:tbl>
     <w:p>
-      <w:pPr/>
+      <w:pPr>
+        <w:keepNext w:val="true"/>
+        <w:spacing w:before="120" w:after="120"/>
+      </w:pPr>
       <w:r>
         <w:rPr>
           <w:color w:val="30302F"/>
@@ -4132,24 +4326,21 @@
     </w:p>
     <w:tbl>
       <w:tblPr>
-        <w:tblW w:type="auto" w:w="0"/>
         <w:jc w:val="center"/>
-        <w:tblLayout w:type="autofit"/>
         <w:tblLook w:firstColumn="1" w:firstRow="1" w:lastColumn="0" w:lastRow="0" w:noHBand="0" w:noVBand="1" w:val="04A0"/>
+        <w:tblW w:w="5000" w:type="pct"/>
+        <w:tblLayout w:type="fixed"/>
       </w:tblPr>
       <w:tblGrid>
         <w:gridCol w:w="9072"/>
       </w:tblGrid>
       <w:tr>
-        <w:tc>
-          <w:tcPr>
-            <w:tcW w:type="dxa" w:w="9072"/>
-            <w:tcMar>
-              <w:top w:w="57" w:type="dxa"/>
-              <w:bottom w:w="57" w:type="dxa"/>
-              <w:left w:w="57" w:type="dxa"/>
-              <w:right w:w="57" w:type="dxa"/>
-            </w:tcMar>
+        <w:trPr>
+          <w:cantSplit w:val="true"/>
+        </w:trPr>
+        <w:tc>
+          <w:tcPr>
+            <w:tcW w:type="dxa" w:w="9638"/>
             <w:tcBorders>
               <w:top w:val="single" w:sz="8" w:space="0" w:color="404040"/>
               <w:bottom w:val="single" w:sz="8" w:space="0" w:color="404040"/>
@@ -4157,10 +4348,17 @@
               <w:right w:val="single" w:sz="8" w:space="0" w:color="404040"/>
             </w:tcBorders>
             <w:shd w:fill="0A5455" w:val="clear"/>
-          </w:tcPr>
-          <w:p>
-            <w:pPr>
-              <w:spacing w:before="80" w:after="80"/>
+            <w:tcMar>
+              <w:top w:w="80" w:type="dxa"/>
+              <w:bottom w:w="80" w:type="dxa"/>
+              <w:left w:w="80" w:type="dxa"/>
+              <w:right w:w="80" w:type="dxa"/>
+            </w:tcMar>
+          </w:tcPr>
+          <w:p>
+            <w:pPr>
+              <w:spacing w:before="80" w:after="80"/>
+              <w:keepNext w:val="true"/>
             </w:pPr>
             <w:r>
               <w:rPr>
@@ -4182,15 +4380,12 @@
         </w:tc>
       </w:tr>
       <w:tr>
-        <w:tc>
-          <w:tcPr>
-            <w:tcW w:type="dxa" w:w="9072"/>
-            <w:tcMar>
-              <w:top w:w="57" w:type="dxa"/>
-              <w:bottom w:w="57" w:type="dxa"/>
-              <w:left w:w="57" w:type="dxa"/>
-              <w:right w:w="57" w:type="dxa"/>
-            </w:tcMar>
+        <w:trPr>
+          <w:cantSplit w:val="true"/>
+        </w:trPr>
+        <w:tc>
+          <w:tcPr>
+            <w:tcW w:type="dxa" w:w="9638"/>
             <w:tcBorders>
               <w:top w:val="single" w:sz="8" w:space="0" w:color="404040"/>
               <w:bottom w:val="single" w:sz="8" w:space="0" w:color="404040"/>
@@ -4198,10 +4393,17 @@
               <w:right w:val="single" w:sz="8" w:space="0" w:color="404040"/>
             </w:tcBorders>
             <w:shd w:fill="0A5455" w:val="clear"/>
-          </w:tcPr>
-          <w:p>
-            <w:pPr>
-              <w:spacing w:before="80" w:after="80"/>
+            <w:tcMar>
+              <w:top w:w="80" w:type="dxa"/>
+              <w:bottom w:w="80" w:type="dxa"/>
+              <w:left w:w="80" w:type="dxa"/>
+              <w:right w:w="80" w:type="dxa"/>
+            </w:tcMar>
+          </w:tcPr>
+          <w:p>
+            <w:pPr>
+              <w:spacing w:before="80" w:after="80"/>
+              <w:keepNext w:val="true"/>
             </w:pPr>
             <w:r>
               <w:rPr>
@@ -4224,15 +4426,12 @@
         </w:tc>
       </w:tr>
       <w:tr>
-        <w:tc>
-          <w:tcPr>
-            <w:tcW w:type="dxa" w:w="9072"/>
-            <w:tcMar>
-              <w:top w:w="57" w:type="dxa"/>
-              <w:bottom w:w="57" w:type="dxa"/>
-              <w:left w:w="57" w:type="dxa"/>
-              <w:right w:w="57" w:type="dxa"/>
-            </w:tcMar>
+        <w:trPr>
+          <w:cantSplit w:val="true"/>
+        </w:trPr>
+        <w:tc>
+          <w:tcPr>
+            <w:tcW w:type="dxa" w:w="9638"/>
             <w:tcBorders>
               <w:top w:val="single" w:sz="8" w:space="0" w:color="404040"/>
               <w:bottom w:val="single" w:sz="8" w:space="0" w:color="404040"/>
@@ -4240,10 +4439,17 @@
               <w:right w:val="single" w:sz="8" w:space="0" w:color="404040"/>
             </w:tcBorders>
             <w:shd w:fill="0A5455" w:val="clear"/>
-          </w:tcPr>
-          <w:p>
-            <w:pPr>
-              <w:spacing w:before="80" w:after="80"/>
+            <w:tcMar>
+              <w:top w:w="80" w:type="dxa"/>
+              <w:bottom w:w="80" w:type="dxa"/>
+              <w:left w:w="80" w:type="dxa"/>
+              <w:right w:w="80" w:type="dxa"/>
+            </w:tcMar>
+          </w:tcPr>
+          <w:p>
+            <w:pPr>
+              <w:spacing w:before="80" w:after="80"/>
+              <w:keepNext w:val="true"/>
             </w:pPr>
             <w:r>
               <w:rPr>
@@ -4266,15 +4472,12 @@
         </w:tc>
       </w:tr>
       <w:tr>
-        <w:tc>
-          <w:tcPr>
-            <w:tcW w:type="dxa" w:w="9072"/>
-            <w:tcMar>
-              <w:top w:w="57" w:type="dxa"/>
-              <w:bottom w:w="57" w:type="dxa"/>
-              <w:left w:w="57" w:type="dxa"/>
-              <w:right w:w="57" w:type="dxa"/>
-            </w:tcMar>
+        <w:trPr>
+          <w:cantSplit w:val="true"/>
+        </w:trPr>
+        <w:tc>
+          <w:tcPr>
+            <w:tcW w:type="dxa" w:w="9638"/>
             <w:tcBorders>
               <w:top w:val="single" w:sz="8" w:space="0" w:color="404040"/>
               <w:bottom w:val="single" w:sz="8" w:space="0" w:color="404040"/>
@@ -4282,6 +4485,12 @@
               <w:right w:val="single" w:sz="8" w:space="0" w:color="404040"/>
             </w:tcBorders>
             <w:shd w:fill="0A5455" w:val="clear"/>
+            <w:tcMar>
+              <w:top w:w="80" w:type="dxa"/>
+              <w:bottom w:w="80" w:type="dxa"/>
+              <w:left w:w="80" w:type="dxa"/>
+              <w:right w:w="80" w:type="dxa"/>
+            </w:tcMar>
           </w:tcPr>
           <w:p>
             <w:pPr>
@@ -4308,15 +4517,12 @@
         </w:tc>
       </w:tr>
       <w:tr>
-        <w:tc>
-          <w:tcPr>
-            <w:tcW w:type="dxa" w:w="9072"/>
-            <w:tcMar>
-              <w:top w:w="57" w:type="dxa"/>
-              <w:bottom w:w="57" w:type="dxa"/>
-              <w:left w:w="57" w:type="dxa"/>
-              <w:right w:w="57" w:type="dxa"/>
-            </w:tcMar>
+        <w:trPr>
+          <w:cantSplit w:val="true"/>
+        </w:trPr>
+        <w:tc>
+          <w:tcPr>
+            <w:tcW w:type="dxa" w:w="9638"/>
             <w:tcBorders>
               <w:top w:val="single" w:sz="8" w:space="0" w:color="404040"/>
               <w:bottom w:val="single" w:sz="8" w:space="0" w:color="404040"/>
@@ -4324,6 +4530,12 @@
               <w:right w:val="single" w:sz="8" w:space="0" w:color="404040"/>
             </w:tcBorders>
             <w:shd w:fill="0A5455" w:val="clear"/>
+            <w:tcMar>
+              <w:top w:w="80" w:type="dxa"/>
+              <w:bottom w:w="80" w:type="dxa"/>
+              <w:left w:w="80" w:type="dxa"/>
+              <w:right w:w="80" w:type="dxa"/>
+            </w:tcMar>
           </w:tcPr>
           <w:p>
             <w:pPr>
@@ -4350,15 +4562,12 @@
         </w:tc>
       </w:tr>
       <w:tr>
-        <w:tc>
-          <w:tcPr>
-            <w:tcW w:type="dxa" w:w="9072"/>
-            <w:tcMar>
-              <w:top w:w="57" w:type="dxa"/>
-              <w:bottom w:w="57" w:type="dxa"/>
-              <w:left w:w="57" w:type="dxa"/>
-              <w:right w:w="57" w:type="dxa"/>
-            </w:tcMar>
+        <w:trPr>
+          <w:cantSplit w:val="true"/>
+        </w:trPr>
+        <w:tc>
+          <w:tcPr>
+            <w:tcW w:type="dxa" w:w="9638"/>
             <w:tcBorders>
               <w:top w:val="single" w:sz="8" w:space="0" w:color="404040"/>
               <w:bottom w:val="single" w:sz="8" w:space="0" w:color="404040"/>
@@ -4366,6 +4575,12 @@
               <w:right w:val="single" w:sz="8" w:space="0" w:color="404040"/>
             </w:tcBorders>
             <w:shd w:fill="0A5455" w:val="clear"/>
+            <w:tcMar>
+              <w:top w:w="80" w:type="dxa"/>
+              <w:bottom w:w="80" w:type="dxa"/>
+              <w:left w:w="80" w:type="dxa"/>
+              <w:right w:w="80" w:type="dxa"/>
+            </w:tcMar>
           </w:tcPr>
           <w:p>
             <w:pPr>
@@ -4392,15 +4607,12 @@
         </w:tc>
       </w:tr>
       <w:tr>
-        <w:tc>
-          <w:tcPr>
-            <w:tcW w:type="dxa" w:w="9072"/>
-            <w:tcMar>
-              <w:top w:w="57" w:type="dxa"/>
-              <w:bottom w:w="57" w:type="dxa"/>
-              <w:left w:w="57" w:type="dxa"/>
-              <w:right w:w="57" w:type="dxa"/>
-            </w:tcMar>
+        <w:trPr>
+          <w:cantSplit w:val="true"/>
+        </w:trPr>
+        <w:tc>
+          <w:tcPr>
+            <w:tcW w:type="dxa" w:w="9638"/>
             <w:tcBorders>
               <w:top w:val="single" w:sz="8" w:space="0" w:color="404040"/>
               <w:bottom w:val="single" w:sz="8" w:space="0" w:color="404040"/>
@@ -4408,6 +4620,12 @@
               <w:right w:val="single" w:sz="8" w:space="0" w:color="404040"/>
             </w:tcBorders>
             <w:shd w:fill="0A5455" w:val="clear"/>
+            <w:tcMar>
+              <w:top w:w="80" w:type="dxa"/>
+              <w:bottom w:w="80" w:type="dxa"/>
+              <w:left w:w="80" w:type="dxa"/>
+              <w:right w:w="80" w:type="dxa"/>
+            </w:tcMar>
           </w:tcPr>
           <w:p>
             <w:pPr>
@@ -4435,7 +4653,9 @@
       </w:tr>
     </w:tbl>
     <w:p>
-      <w:pPr/>
+      <w:pPr>
+        <w:spacing w:before="120"/>
+      </w:pPr>
       <w:r>
         <w:rPr>
           <w:color w:val="30302F"/>
